--- a/01_《三人行》全24集全流程标杆成品库/03_剧作结构、悬念节奏与视听解码/EP04_《三人行》第四集《避风港争夺战》剧作结构、悬念节奏与视听解码.docx
+++ b/01_《三人行》全24集全流程标杆成品库/03_剧作结构、悬念节奏与视听解码/EP04_《三人行》第四集《避风港争夺战》剧作结构、悬念节奏与视听解码.docx
@@ -300,19 +300,8 @@
             <w:shd w:fill="1F3864"/>
           </w:tcPr>
           <w:p>
-            <w:pPr>
-              <w:spacing w:before="40" w:after="40" w:line="312" w:lineRule="auto"/>
-              <w:jc w:val="center"/>
-            </w:pPr>
-            <w:r/>
             <w:r>
-              <w:rPr>
-                <w:rFonts w:ascii="Arial" w:hAnsi="Arial" w:eastAsia="黑体"/>
-                <w:b/>
-                <w:color w:val="FFFFFF"/>
-                <w:sz w:val="19"/>
-              </w:rPr>
-              <w:t>核心道具 / 文字意象载体</w:t>
+              <w:t>当集核心道具 / 屏幕文字 / 微镜像载体</w:t>
             </w:r>
           </w:p>
         </w:tc>
@@ -329,1362 +318,268 @@
             <w:shd w:fill="1F3864"/>
           </w:tcPr>
           <w:p>
-            <w:pPr>
-              <w:spacing w:before="40" w:after="40" w:line="312" w:lineRule="auto"/>
-              <w:jc w:val="center"/>
-            </w:pPr>
-            <w:r/>
             <w:r>
-              <w:rPr>
-                <w:rFonts w:ascii="Arial" w:hAnsi="Arial" w:eastAsia="黑体"/>
-                <w:b/>
-                <w:color w:val="FFFFFF"/>
-                <w:sz w:val="19"/>
-              </w:rPr>
               <w:t>本集物理实证、微距文字原文与跨集因果闭环解析</w:t>
             </w:r>
           </w:p>
         </w:tc>
       </w:tr>
       <w:tr>
-        <w:trPr>
-          <w:cantSplit/>
-        </w:trPr>
         <w:tc>
           <w:tcPr>
-            <w:tcW w:type="dxa" w:w="3024"/>
-            <w:vAlign w:val="center"/>
+            <w:tcW w:type="dxa" w:w="5184"/>
             <w:tcMar>
-              <w:top w:w="105" w:type="dxa"/>
-              <w:bottom w:w="105" w:type="dxa"/>
-              <w:left w:w="145" w:type="dxa"/>
-              <w:right w:w="145" w:type="dxa"/>
+              <w:top w:w="70" w:type="dxa"/>
+              <w:bottom w:w="70" w:type="dxa"/>
+              <w:left w:w="100" w:type="dxa"/>
+              <w:right w:w="100" w:type="dxa"/>
             </w:tcMar>
+            <w:shd w:fill="FFFFFF"/>
           </w:tcPr>
           <w:p>
             <w:pPr>
-              <w:spacing w:before="40" w:after="40" w:line="341" w:lineRule="auto"/>
               <w:jc w:val="left"/>
             </w:pPr>
-            <w:r/>
             <w:r>
               <w:rPr>
-                <w:rFonts w:ascii="Times New Roman" w:hAnsi="Times New Roman" w:eastAsia="宋体"/>
+                <w:rFonts w:ascii="黑体" w:hAnsi="黑体"/>
                 <w:b/>
-                <w:color w:val="191919"/>
-                <w:sz w:val="19"/>
               </w:rPr>
-              <w:t>4-1　内　八中后街·砂锅麻辣烫店 — 夜</w:t>
+              <w:t>被撕碎抛下五楼的《小知音》碎稿</w:t>
+              <w:br/>
+              <w:t>（4-6至4-8场）</w:t>
             </w:r>
           </w:p>
         </w:tc>
         <w:tc>
           <w:tcPr>
-            <w:tcW w:type="dxa" w:w="7344"/>
-            <w:vAlign w:val="center"/>
+            <w:tcW w:type="dxa" w:w="5184"/>
             <w:tcMar>
-              <w:top w:w="105" w:type="dxa"/>
-              <w:bottom w:w="105" w:type="dxa"/>
-              <w:left w:w="145" w:type="dxa"/>
-              <w:right w:w="145" w:type="dxa"/>
+              <w:top w:w="70" w:type="dxa"/>
+              <w:bottom w:w="70" w:type="dxa"/>
+              <w:left w:w="100" w:type="dxa"/>
+              <w:right w:w="100" w:type="dxa"/>
             </w:tcMar>
+            <w:shd w:fill="FFFFFF"/>
           </w:tcPr>
           <w:p>
             <w:pPr>
-              <w:spacing w:before="40" w:after="40" w:line="341" w:lineRule="auto"/>
               <w:jc w:val="left"/>
             </w:pPr>
-            <w:r/>
             <w:r>
               <w:rPr>
-                <w:rFonts w:ascii="Times New Roman" w:hAnsi="Times New Roman" w:eastAsia="宋体"/>
+                <w:rFonts w:ascii="宋体" w:hAnsi="宋体"/>
                 <w:b w:val="0"/>
-                <w:color w:val="191919"/>
-                <w:sz w:val="19"/>
               </w:rPr>
-              <w:t>【出场人物】赵左右、徐图图</w:t>
-              <w:br/>
-              <w:t>【戏剧推进】2008年1月29日（周二）夜。长林八中后街的十元砂锅麻辣烫店内热气蒸腾，白瓷砖墙面上张贴着“金汤砂锅”、“肥牛套餐”与“限时活动”的彩色宣传画，几桌食客正围着咕嘟冒泡的砂锅大快朵颐。 靠窗的木桌前，16岁的徐图图身穿米黄色连帽羽绒服、内搭白色翻领衬衫与米色针织衫，鼻梁上架着那副秀气的金属细圆框眼镜，正独自一人端坐着等候。 店门外厚重的塑料防风门帘被猛地一把掀开，寒风卷着热气涌入——刚从电影院男洗手间将41岁的荀未来反锁在隔间里、一路狂……</w:t>
+              <w:t>赵东来发现儿子改报文科后暴怒撕碎《小知音》杂志抛下五楼窗外；刘美奕在“家和万事兴”十字绣下平静承认“改文科是我给他签的字”；小赵冲下楼在雪地疯扒碎纸致十指流血。</w:t>
             </w:r>
           </w:p>
         </w:tc>
       </w:tr>
       <w:tr>
-        <w:trPr>
-          <w:cantSplit/>
-        </w:trPr>
         <w:tc>
           <w:tcPr>
-            <w:tcW w:type="dxa" w:w="3024"/>
-            <w:vAlign w:val="center"/>
+            <w:tcW w:type="dxa" w:w="5184"/>
             <w:tcMar>
-              <w:top w:w="105" w:type="dxa"/>
-              <w:bottom w:w="105" w:type="dxa"/>
-              <w:left w:w="145" w:type="dxa"/>
-              <w:right w:w="145" w:type="dxa"/>
+              <w:top w:w="70" w:type="dxa"/>
+              <w:bottom w:w="70" w:type="dxa"/>
+              <w:left w:w="100" w:type="dxa"/>
+              <w:right w:w="100" w:type="dxa"/>
             </w:tcMar>
-            <w:shd w:fill="F7FAFC"/>
+            <w:shd w:fill="F5F7FA"/>
           </w:tcPr>
           <w:p>
             <w:pPr>
-              <w:spacing w:before="40" w:after="40" w:line="341" w:lineRule="auto"/>
               <w:jc w:val="left"/>
             </w:pPr>
-            <w:r/>
             <w:r>
               <w:rPr>
-                <w:rFonts w:ascii="Times New Roman" w:hAnsi="Times New Roman" w:eastAsia="宋体"/>
+                <w:rFonts w:ascii="黑体" w:hAnsi="黑体"/>
                 <w:b/>
-                <w:color w:val="191919"/>
-                <w:sz w:val="19"/>
               </w:rPr>
-              <w:t>4-2　内　电影院·8号放映厅外走廊 — 夜</w:t>
+              <w:t>不加辣鸡汤豆腐面与总统套房房卡</w:t>
+              <w:br/>
+              <w:t>（4-10至4-14场）</w:t>
             </w:r>
           </w:p>
         </w:tc>
         <w:tc>
           <w:tcPr>
-            <w:tcW w:type="dxa" w:w="7344"/>
-            <w:vAlign w:val="center"/>
+            <w:tcW w:type="dxa" w:w="5184"/>
             <w:tcMar>
-              <w:top w:w="105" w:type="dxa"/>
-              <w:bottom w:w="105" w:type="dxa"/>
-              <w:left w:w="145" w:type="dxa"/>
-              <w:right w:w="145" w:type="dxa"/>
+              <w:top w:w="70" w:type="dxa"/>
+              <w:bottom w:w="70" w:type="dxa"/>
+              <w:left w:w="100" w:type="dxa"/>
+              <w:right w:w="100" w:type="dxa"/>
             </w:tcMar>
-            <w:shd w:fill="F7FAFC"/>
+            <w:shd w:fill="F5F7FA"/>
           </w:tcPr>
           <w:p>
             <w:pPr>
-              <w:spacing w:before="40" w:after="40" w:line="341" w:lineRule="auto"/>
               <w:jc w:val="left"/>
             </w:pPr>
-            <w:r/>
             <w:r>
               <w:rPr>
-                <w:rFonts w:ascii="Times New Roman" w:hAnsi="Times New Roman" w:eastAsia="宋体"/>
+                <w:rFonts w:ascii="宋体" w:hAnsi="宋体"/>
                 <w:b w:val="0"/>
-                <w:color w:val="191919"/>
-                <w:sz w:val="19"/>
               </w:rPr>
-              <w:t>【出场人物】影院保安甲、女观众、荀未来、刘美奕</w:t>
-              <w:br/>
-              <w:t>【戏剧推进】同一时刻，长林电影院8号放映厅外的红色长廊里，《长江七号》刚刚散场，观众们三三两两地向外走去。 两名身穿黑色“保安 BAOAN”制服、头戴深色制式鸭舌帽的影院保安正神色严肃地在走廊里来回巡查。为首的保安甲拦住一名经过的女观众询问。 你好，您有没有看到同一个影厅出来的三个高中生啊？两个女生一个男生？</w:t>
+              <w:t>66岁赵了在大巴餐车精准点出“加一碗鸡汤豆腐，不要加辣，你有低血糖”，带小赵入住长林饭店总统套房、去电玩城投篮、买两大桶炸鸡，用隔代宠溺感叹“不需要等挣大钱，孝顺要趁早”。</w:t>
             </w:r>
           </w:p>
         </w:tc>
       </w:tr>
       <w:tr>
-        <w:trPr>
-          <w:cantSplit/>
-        </w:trPr>
         <w:tc>
           <w:tcPr>
-            <w:tcW w:type="dxa" w:w="3024"/>
-            <w:vAlign w:val="center"/>
+            <w:tcW w:type="dxa" w:w="5184"/>
             <w:tcMar>
-              <w:top w:w="105" w:type="dxa"/>
-              <w:bottom w:w="105" w:type="dxa"/>
-              <w:left w:w="145" w:type="dxa"/>
-              <w:right w:w="145" w:type="dxa"/>
+              <w:top w:w="70" w:type="dxa"/>
+              <w:bottom w:w="70" w:type="dxa"/>
+              <w:left w:w="100" w:type="dxa"/>
+              <w:right w:w="100" w:type="dxa"/>
             </w:tcMar>
+            <w:shd w:fill="FFFFFF"/>
           </w:tcPr>
           <w:p>
             <w:pPr>
-              <w:spacing w:before="40" w:after="40" w:line="341" w:lineRule="auto"/>
               <w:jc w:val="left"/>
             </w:pPr>
-            <w:r/>
             <w:r>
               <w:rPr>
-                <w:rFonts w:ascii="Times New Roman" w:hAnsi="Times New Roman" w:eastAsia="宋体"/>
+                <w:rFonts w:ascii="黑体" w:hAnsi="黑体"/>
                 <w:b/>
-                <w:color w:val="191919"/>
-                <w:sz w:val="19"/>
               </w:rPr>
-              <w:t>4-3　外　长林市·风雪长街 — 夜</w:t>
+              <w:t>麻辣烫店黑板排名榜</w:t>
+              <w:br/>
+              <w:t>（4-11场）</w:t>
             </w:r>
           </w:p>
         </w:tc>
         <w:tc>
           <w:tcPr>
-            <w:tcW w:type="dxa" w:w="7344"/>
-            <w:vAlign w:val="center"/>
+            <w:tcW w:type="dxa" w:w="5184"/>
             <w:tcMar>
-              <w:top w:w="105" w:type="dxa"/>
-              <w:bottom w:w="105" w:type="dxa"/>
-              <w:left w:w="145" w:type="dxa"/>
-              <w:right w:w="145" w:type="dxa"/>
+              <w:top w:w="70" w:type="dxa"/>
+              <w:bottom w:w="70" w:type="dxa"/>
+              <w:left w:w="100" w:type="dxa"/>
+              <w:right w:w="100" w:type="dxa"/>
             </w:tcMar>
+            <w:shd w:fill="FFFFFF"/>
           </w:tcPr>
           <w:p>
             <w:pPr>
-              <w:spacing w:before="40" w:after="40" w:line="341" w:lineRule="auto"/>
               <w:jc w:val="left"/>
             </w:pPr>
-            <w:r/>
             <w:r>
               <w:rPr>
-                <w:rFonts w:ascii="Times New Roman" w:hAnsi="Times New Roman" w:eastAsia="宋体"/>
+                <w:rFonts w:ascii="宋体" w:hAnsi="宋体"/>
                 <w:b w:val="0"/>
-                <w:color w:val="191919"/>
-                <w:sz w:val="19"/>
               </w:rPr>
-              <w:t>【出场人物】环境/意象叙事</w:t>
-              <w:br/>
-              <w:t>【戏剧推进】夜色深沉，橘黄色的路灯在积雪覆盖的人行道上投下清冷的长影。 荀未来独自一人行走在空旷寂静的雪街上。一想到自己被66岁的老年版自己用一沓电影票算计得死死的、不仅没拦住赵左右和徐图图吃麻辣烫，还狼狈得靠母亲解围，荀未来气得停下脚步，朝着路边的空气狠狠飞起一脚，脚底一滑差点摔个趔趄。 发泄完满腔懊恼，荀未来站在漫天飘落的雪花里，低头看着自己被母亲刘美奕拍过的衣袖，嘴角浮起一抹苦涩而又眷恋的浅笑，拢了拢黑色夹克衣领，埋头向风雪深处走去。</w:t>
+              <w:t>后街麻辣烫店黑板写着「第七名 徐图图｜第八名 赵左右 五碗」，揭示荀未来此时仍未完全搞清徐图图为何会在未来改名舒图。</w:t>
             </w:r>
           </w:p>
         </w:tc>
       </w:tr>
       <w:tr>
-        <w:trPr>
-          <w:cantSplit/>
-        </w:trPr>
         <w:tc>
           <w:tcPr>
-            <w:tcW w:type="dxa" w:w="3024"/>
-            <w:vAlign w:val="center"/>
+            <w:tcW w:type="dxa" w:w="5184"/>
             <w:tcMar>
-              <w:top w:w="105" w:type="dxa"/>
-              <w:bottom w:w="105" w:type="dxa"/>
-              <w:left w:w="145" w:type="dxa"/>
-              <w:right w:w="145" w:type="dxa"/>
+              <w:top w:w="70" w:type="dxa"/>
+              <w:bottom w:w="70" w:type="dxa"/>
+              <w:left w:w="100" w:type="dxa"/>
+              <w:right w:w="100" w:type="dxa"/>
             </w:tcMar>
-            <w:shd w:fill="F7FAFC"/>
+            <w:shd w:fill="F5F7FA"/>
           </w:tcPr>
           <w:p>
             <w:pPr>
-              <w:spacing w:before="40" w:after="40" w:line="341" w:lineRule="auto"/>
               <w:jc w:val="left"/>
             </w:pPr>
-            <w:r/>
             <w:r>
               <w:rPr>
-                <w:rFonts w:ascii="Times New Roman" w:hAnsi="Times New Roman" w:eastAsia="宋体"/>
+                <w:rFonts w:ascii="黑体" w:hAnsi="黑体"/>
                 <w:b/>
-                <w:color w:val="191919"/>
-                <w:sz w:val="19"/>
               </w:rPr>
-              <w:t>4-4　外/内　《三人行》白昼篇主题片头序列（OP） — 日/夜</w:t>
+              <w:t>赵东来冻裂发黑的双手与二锅头扁酒瓶</w:t>
+              <w:br/>
+              <w:t>（4-17场）</w:t>
             </w:r>
           </w:p>
         </w:tc>
         <w:tc>
           <w:tcPr>
-            <w:tcW w:type="dxa" w:w="7344"/>
-            <w:vAlign w:val="center"/>
+            <w:tcW w:type="dxa" w:w="5184"/>
             <w:tcMar>
-              <w:top w:w="105" w:type="dxa"/>
-              <w:bottom w:w="105" w:type="dxa"/>
-              <w:left w:w="145" w:type="dxa"/>
-              <w:right w:w="145" w:type="dxa"/>
+              <w:top w:w="70" w:type="dxa"/>
+              <w:bottom w:w="70" w:type="dxa"/>
+              <w:left w:w="100" w:type="dxa"/>
+              <w:right w:w="100" w:type="dxa"/>
             </w:tcMar>
-            <w:shd w:fill="F7FAFC"/>
+            <w:shd w:fill="F5F7FA"/>
           </w:tcPr>
           <w:p>
             <w:pPr>
-              <w:spacing w:before="40" w:after="40" w:line="341" w:lineRule="auto"/>
               <w:jc w:val="left"/>
             </w:pPr>
-            <w:r/>
             <w:r>
               <w:rPr>
-                <w:rFonts w:ascii="Times New Roman" w:hAnsi="Times New Roman" w:eastAsia="宋体"/>
+                <w:rFonts w:ascii="宋体" w:hAnsi="宋体"/>
                 <w:b w:val="0"/>
-                <w:color w:val="191919"/>
-                <w:sz w:val="19"/>
               </w:rPr>
-              <w:t>【出场人物】环境/意象叙事</w:t>
-              <w:br/>
-              <w:t>【戏剧推进】伴随轻快而略带怅惘的钢琴与弦乐主题曲，《三人行》白昼篇片头画面徐徐展开：戴着鲜红围巾的少年奔跑在2008年大雪纷飞的长林八中校园与红白相间的有轨电车轨道之间，电话亭百叶窗前的神秘剪影、风雪院落里并排伫立的三个雪人、跨越时空的莫比乌斯环与逆向飞旋的齿轮钟摆依次掠过，16岁赵左右、41岁荀未来、66岁赵了三代自我并肩伫立于纯白雪原之上，最终定格于剧名《三人行 THE TRIPLE ECHO OF TIME》。</w:t>
+              <w:t>全集最高催泪道具：赵东来在零下二十度暴雪夜跪翻十几个垃圾桶找碎稿，坐在单元门水泥台阶上向陪喝二锅头的41岁荀未来伸出冻裂发黑的双手嚎啕痛哭（“我儿子的东西……被我撕了的……我找了十几个垃圾桶了！”）。</w:t>
             </w:r>
           </w:p>
         </w:tc>
       </w:tr>
       <w:tr>
-        <w:trPr>
-          <w:cantSplit/>
-        </w:trPr>
         <w:tc>
           <w:tcPr>
-            <w:tcW w:type="dxa" w:w="3024"/>
-            <w:vAlign w:val="center"/>
+            <w:tcW w:type="dxa" w:w="5184"/>
             <w:tcMar>
-              <w:top w:w="105" w:type="dxa"/>
-              <w:bottom w:w="105" w:type="dxa"/>
-              <w:left w:w="145" w:type="dxa"/>
-              <w:right w:w="145" w:type="dxa"/>
+              <w:top w:w="70" w:type="dxa"/>
+              <w:bottom w:w="70" w:type="dxa"/>
+              <w:left w:w="100" w:type="dxa"/>
+              <w:right w:w="100" w:type="dxa"/>
             </w:tcMar>
+            <w:shd w:fill="FFFFFF"/>
           </w:tcPr>
           <w:p>
             <w:pPr>
-              <w:spacing w:before="40" w:after="40" w:line="341" w:lineRule="auto"/>
               <w:jc w:val="left"/>
             </w:pPr>
-            <w:r/>
             <w:r>
               <w:rPr>
-                <w:rFonts w:ascii="Times New Roman" w:hAnsi="Times New Roman" w:eastAsia="宋体"/>
+                <w:rFonts w:ascii="黑体" w:hAnsi="黑体"/>
                 <w:b/>
-                <w:color w:val="191919"/>
-                <w:sz w:val="19"/>
               </w:rPr>
-              <w:t>4-5　内　三条鱼漫画屋·一楼沙发阅读区（片名卡：避风港争夺战） — 日</w:t>
+              <w:t>春秋路178号三条鱼漫画屋产权电话</w:t>
+              <w:br/>
+              <w:t>（4-20至4-22场）</w:t>
             </w:r>
           </w:p>
         </w:tc>
         <w:tc>
           <w:tcPr>
-            <w:tcW w:type="dxa" w:w="7344"/>
-            <w:vAlign w:val="center"/>
+            <w:tcW w:type="dxa" w:w="5184"/>
             <w:tcMar>
-              <w:top w:w="105" w:type="dxa"/>
-              <w:bottom w:w="105" w:type="dxa"/>
-              <w:left w:w="145" w:type="dxa"/>
-              <w:right w:w="145" w:type="dxa"/>
+              <w:top w:w="70" w:type="dxa"/>
+              <w:bottom w:w="70" w:type="dxa"/>
+              <w:left w:w="100" w:type="dxa"/>
+              <w:right w:w="100" w:type="dxa"/>
             </w:tcMar>
+            <w:shd w:fill="FFFFFF"/>
           </w:tcPr>
           <w:p>
             <w:pPr>
-              <w:spacing w:before="40" w:after="40" w:line="341" w:lineRule="auto"/>
               <w:jc w:val="left"/>
             </w:pPr>
-            <w:r/>
             <w:r>
               <w:rPr>
-                <w:rFonts w:ascii="Times New Roman" w:hAnsi="Times New Roman" w:eastAsia="宋体"/>
+                <w:rFonts w:ascii="宋体" w:hAnsi="宋体"/>
                 <w:b w:val="0"/>
-                <w:color w:val="191919"/>
-                <w:sz w:val="19"/>
               </w:rPr>
-              <w:t>【出场人物】荀未来、赵左右</w:t>
-              <w:br/>
-              <w:t>【戏剧推进】2008年1月30日（周三）白昼。冬日暖阳透过玻璃门洒进春秋路178号“三条鱼漫画屋”，墙面上贴满了各式热血动漫海报与读者明信片。 一楼阅读区的拼色布艺沙发上趴着一只巨大的浅棕色毛绒泰迪熊。16岁的赵左右脱去了厚羽绒服，身穿米白、浅灰与雾霾蓝相间的宽横条纹圆领毛衣，内搭白色半高领打底衫，正端坐在小木茶几前，手握钢笔在红格信纸上一笔一划地认真写信。 画面正下方居中缓缓浮现出本集片名：“第 4 集 避风港争夺战”。</w:t>
-            </w:r>
-          </w:p>
-        </w:tc>
-      </w:tr>
-      <w:tr>
-        <w:trPr>
-          <w:cantSplit/>
-        </w:trPr>
-        <w:tc>
-          <w:tcPr>
-            <w:tcW w:type="dxa" w:w="3024"/>
-            <w:vAlign w:val="center"/>
-            <w:tcMar>
-              <w:top w:w="105" w:type="dxa"/>
-              <w:bottom w:w="105" w:type="dxa"/>
-              <w:left w:w="145" w:type="dxa"/>
-              <w:right w:w="145" w:type="dxa"/>
-            </w:tcMar>
-            <w:shd w:fill="F7FAFC"/>
-          </w:tcPr>
-          <w:p>
-            <w:pPr>
-              <w:spacing w:before="40" w:after="40" w:line="341" w:lineRule="auto"/>
-              <w:jc w:val="left"/>
-            </w:pPr>
-            <w:r/>
-            <w:r>
-              <w:rPr>
-                <w:rFonts w:ascii="Times New Roman" w:hAnsi="Times New Roman" w:eastAsia="宋体"/>
-                <w:b/>
-                <w:color w:val="191919"/>
-                <w:sz w:val="19"/>
-              </w:rPr>
-              <w:t>4-6　内　赵左右家（501室）·玄关与客厅 — 夜</w:t>
-            </w:r>
-          </w:p>
-        </w:tc>
-        <w:tc>
-          <w:tcPr>
-            <w:tcW w:type="dxa" w:w="7344"/>
-            <w:vAlign w:val="center"/>
-            <w:tcMar>
-              <w:top w:w="105" w:type="dxa"/>
-              <w:bottom w:w="105" w:type="dxa"/>
-              <w:left w:w="145" w:type="dxa"/>
-              <w:right w:w="145" w:type="dxa"/>
-            </w:tcMar>
-            <w:shd w:fill="F7FAFC"/>
-          </w:tcPr>
-          <w:p>
-            <w:pPr>
-              <w:spacing w:before="40" w:after="40" w:line="341" w:lineRule="auto"/>
-              <w:jc w:val="left"/>
-            </w:pPr>
-            <w:r/>
-            <w:r>
-              <w:rPr>
-                <w:rFonts w:ascii="Times New Roman" w:hAnsi="Times New Roman" w:eastAsia="宋体"/>
-                <w:b w:val="0"/>
-                <w:color w:val="191919"/>
-                <w:sz w:val="19"/>
-              </w:rPr>
-              <w:t>【出场人物】赵左右、赵东来、刘美奕</w:t>
-              <w:br/>
-              <w:t>【戏剧推进】夜幕降临，福慧家园6栋501室赵家客厅里没有开主吊灯，只有角落的落地台灯散发着昏黄低沉的光晕，玄关柜上的生态鱼缸水泵发出单调的嗡鸣声。 16岁的赵左右身穿灰蓝色拼深灰肩部立领羽绒服、背着黑色双肩书包推开防盗门走进玄关，一边低头换鞋一边往屋里张望。 爸妈还没回来啊？等一下……</w:t>
-            </w:r>
-          </w:p>
-        </w:tc>
-      </w:tr>
-      <w:tr>
-        <w:trPr>
-          <w:cantSplit/>
-        </w:trPr>
-        <w:tc>
-          <w:tcPr>
-            <w:tcW w:type="dxa" w:w="3024"/>
-            <w:vAlign w:val="center"/>
-            <w:tcMar>
-              <w:top w:w="105" w:type="dxa"/>
-              <w:bottom w:w="105" w:type="dxa"/>
-              <w:left w:w="145" w:type="dxa"/>
-              <w:right w:w="145" w:type="dxa"/>
-            </w:tcMar>
-          </w:tcPr>
-          <w:p>
-            <w:pPr>
-              <w:spacing w:before="40" w:after="40" w:line="341" w:lineRule="auto"/>
-              <w:jc w:val="left"/>
-            </w:pPr>
-            <w:r/>
-            <w:r>
-              <w:rPr>
-                <w:rFonts w:ascii="Times New Roman" w:hAnsi="Times New Roman" w:eastAsia="宋体"/>
-                <w:b/>
-                <w:color w:val="191919"/>
-                <w:sz w:val="19"/>
-              </w:rPr>
-              <w:t>4-7　外　福慧家园老式家属院·五楼窗下雪地 — 夜</w:t>
-            </w:r>
-          </w:p>
-        </w:tc>
-        <w:tc>
-          <w:tcPr>
-            <w:tcW w:type="dxa" w:w="7344"/>
-            <w:vAlign w:val="center"/>
-            <w:tcMar>
-              <w:top w:w="105" w:type="dxa"/>
-              <w:bottom w:w="105" w:type="dxa"/>
-              <w:left w:w="145" w:type="dxa"/>
-              <w:right w:w="145" w:type="dxa"/>
-            </w:tcMar>
-          </w:tcPr>
-          <w:p>
-            <w:pPr>
-              <w:spacing w:before="40" w:after="40" w:line="341" w:lineRule="auto"/>
-              <w:jc w:val="left"/>
-            </w:pPr>
-            <w:r/>
-            <w:r>
-              <w:rPr>
-                <w:rFonts w:ascii="Times New Roman" w:hAnsi="Times New Roman" w:eastAsia="宋体"/>
-                <w:b w:val="0"/>
-                <w:color w:val="191919"/>
-                <w:sz w:val="19"/>
-              </w:rPr>
-              <w:t>【出场人物】环境/意象叙事</w:t>
-              <w:br/>
-              <w:t>【戏剧推进】零下二十度的寒夜里北风呼啸，鹅毛大雪纷扬飘落。 16岁的赵左右连滚带爬地冲出单元门，跑到自家五楼窗户正下方的积雪堆旁，“扑通”一声双膝跪倒在冰冷刺骨的雪地里。 少年将羽绒服兜帽拉起，把头深深埋在臂弯里失声痛哭。他伸出冻得通红僵硬的双手，发疯似地在冻硬的雪层与冰碴间徒手扒拉着被父亲撕碎抛下的《小知音》残页。锋利的冰凌与纸缘划破了少年的指尖，殷红的鲜血一滴滴渗出，染红了手心里那几片残破的铅字纸屑。</w:t>
-            </w:r>
-          </w:p>
-        </w:tc>
-      </w:tr>
-      <w:tr>
-        <w:trPr>
-          <w:cantSplit/>
-        </w:trPr>
-        <w:tc>
-          <w:tcPr>
-            <w:tcW w:type="dxa" w:w="3024"/>
-            <w:vAlign w:val="center"/>
-            <w:tcMar>
-              <w:top w:w="105" w:type="dxa"/>
-              <w:bottom w:w="105" w:type="dxa"/>
-              <w:left w:w="145" w:type="dxa"/>
-              <w:right w:w="145" w:type="dxa"/>
-            </w:tcMar>
-            <w:shd w:fill="F7FAFC"/>
-          </w:tcPr>
-          <w:p>
-            <w:pPr>
-              <w:spacing w:before="40" w:after="40" w:line="341" w:lineRule="auto"/>
-              <w:jc w:val="left"/>
-            </w:pPr>
-            <w:r/>
-            <w:r>
-              <w:rPr>
-                <w:rFonts w:ascii="Times New Roman" w:hAnsi="Times New Roman" w:eastAsia="宋体"/>
-                <w:b/>
-                <w:color w:val="191919"/>
-                <w:sz w:val="19"/>
-              </w:rPr>
-              <w:t>4-8　外/内　和艺北街×飞霞路IC卡公用电话亭 — 夜</w:t>
-            </w:r>
-          </w:p>
-        </w:tc>
-        <w:tc>
-          <w:tcPr>
-            <w:tcW w:type="dxa" w:w="7344"/>
-            <w:vAlign w:val="center"/>
-            <w:tcMar>
-              <w:top w:w="105" w:type="dxa"/>
-              <w:bottom w:w="105" w:type="dxa"/>
-              <w:left w:w="145" w:type="dxa"/>
-              <w:right w:w="145" w:type="dxa"/>
-            </w:tcMar>
-            <w:shd w:fill="F7FAFC"/>
-          </w:tcPr>
-          <w:p>
-            <w:pPr>
-              <w:spacing w:before="40" w:after="40" w:line="341" w:lineRule="auto"/>
-              <w:jc w:val="left"/>
-            </w:pPr>
-            <w:r/>
-            <w:r>
-              <w:rPr>
-                <w:rFonts w:ascii="Times New Roman" w:hAnsi="Times New Roman" w:eastAsia="宋体"/>
-                <w:b w:val="0"/>
-                <w:color w:val="191919"/>
-                <w:sz w:val="19"/>
-              </w:rPr>
-              <w:t>【出场人物】赵左右、系统提示女声</w:t>
-              <w:br/>
-              <w:t>【戏剧推进】深夜的和艺北街与飞霞路交叉口空无一人，幽蓝的夜色与街灯昏黄的光晕在风雪中交织。 无家可归的赵左右缩着肩膀，一瘸一拐地走到路牌下的蓝白IC卡公用电话亭前，拉开玻璃门钻进狭小的电话亭内避寒。 电话亭绿色的金属内壁挡住了外面的呼啸风雪。赵左右靠着冰冷的铁壁，低头看着自己红肿破裂、凝着血痂的十指，冻得上下牙关打战。他哆嗦着从羽绒服兜里掏出银色诺基亚直板手机，先后拨打死党陈明和荀未来的电话。</w:t>
-            </w:r>
-          </w:p>
-        </w:tc>
-      </w:tr>
-      <w:tr>
-        <w:trPr>
-          <w:cantSplit/>
-        </w:trPr>
-        <w:tc>
-          <w:tcPr>
-            <w:tcW w:type="dxa" w:w="3024"/>
-            <w:vAlign w:val="center"/>
-            <w:tcMar>
-              <w:top w:w="105" w:type="dxa"/>
-              <w:bottom w:w="105" w:type="dxa"/>
-              <w:left w:w="145" w:type="dxa"/>
-              <w:right w:w="145" w:type="dxa"/>
-            </w:tcMar>
-          </w:tcPr>
-          <w:p>
-            <w:pPr>
-              <w:spacing w:before="40" w:after="40" w:line="341" w:lineRule="auto"/>
-              <w:jc w:val="left"/>
-            </w:pPr>
-            <w:r/>
-            <w:r>
-              <w:rPr>
-                <w:rFonts w:ascii="Times New Roman" w:hAnsi="Times New Roman" w:eastAsia="宋体"/>
-                <w:b/>
-                <w:color w:val="191919"/>
-                <w:sz w:val="19"/>
-              </w:rPr>
-              <w:t>4-9　内/外　三条鱼漫画屋里间、风雪街头与飞霞路电话亭（多线交叉剪辑） — 夜</w:t>
-            </w:r>
-          </w:p>
-        </w:tc>
-        <w:tc>
-          <w:tcPr>
-            <w:tcW w:type="dxa" w:w="7344"/>
-            <w:vAlign w:val="center"/>
-            <w:tcMar>
-              <w:top w:w="105" w:type="dxa"/>
-              <w:bottom w:w="105" w:type="dxa"/>
-              <w:left w:w="145" w:type="dxa"/>
-              <w:right w:w="145" w:type="dxa"/>
-            </w:tcMar>
-          </w:tcPr>
-          <w:p>
-            <w:pPr>
-              <w:spacing w:before="40" w:after="40" w:line="341" w:lineRule="auto"/>
-              <w:jc w:val="left"/>
-            </w:pPr>
-            <w:r/>
-            <w:r>
-              <w:rPr>
-                <w:rFonts w:ascii="Times New Roman" w:hAnsi="Times New Roman" w:eastAsia="宋体"/>
-                <w:b w:val="0"/>
-                <w:color w:val="191919"/>
-                <w:sz w:val="19"/>
-              </w:rPr>
-              <w:t>【出场人物】荀未来、罗爱文</w:t>
-              <w:br/>
-              <w:t>【戏剧推进】【三条鱼漫画屋·里间】蓝格布帘半掩的里间内，身穿米白色半拉链连帽卫衣的41岁荀未来盘腿坐在单人木板床上，正神色焦急地举着手机给罗爱文打电话；床边的小书桌台灯下，约莫十岁、身穿棕灰几何提花毛衣的漫画屋算账小孩正气定神闲地趴在桌前写寒假作业。 喂，罗爱文！赵左右找你了吗？他跟他爸吵架跑出来了！ 【风雪街头】身穿纯白色立领羽绒服的16岁罗爱文正站在漫天飞雪的马路边，一边举着手机接听一边焦急地四下张望。</w:t>
-            </w:r>
-          </w:p>
-        </w:tc>
-      </w:tr>
-      <w:tr>
-        <w:trPr>
-          <w:cantSplit/>
-        </w:trPr>
-        <w:tc>
-          <w:tcPr>
-            <w:tcW w:type="dxa" w:w="3024"/>
-            <w:vAlign w:val="center"/>
-            <w:tcMar>
-              <w:top w:w="105" w:type="dxa"/>
-              <w:bottom w:w="105" w:type="dxa"/>
-              <w:left w:w="145" w:type="dxa"/>
-              <w:right w:w="145" w:type="dxa"/>
-            </w:tcMar>
-            <w:shd w:fill="F7FAFC"/>
-          </w:tcPr>
-          <w:p>
-            <w:pPr>
-              <w:spacing w:before="40" w:after="40" w:line="341" w:lineRule="auto"/>
-              <w:jc w:val="left"/>
-            </w:pPr>
-            <w:r/>
-            <w:r>
-              <w:rPr>
-                <w:rFonts w:ascii="Times New Roman" w:hAnsi="Times New Roman" w:eastAsia="宋体"/>
-                <w:b/>
-                <w:color w:val="191919"/>
-                <w:sz w:val="19"/>
-              </w:rPr>
-              <w:t>4-10　内　街角市井面馆 — 夜</w:t>
-            </w:r>
-          </w:p>
-        </w:tc>
-        <w:tc>
-          <w:tcPr>
-            <w:tcW w:type="dxa" w:w="7344"/>
-            <w:vAlign w:val="center"/>
-            <w:tcMar>
-              <w:top w:w="105" w:type="dxa"/>
-              <w:bottom w:w="105" w:type="dxa"/>
-              <w:left w:w="145" w:type="dxa"/>
-              <w:right w:w="145" w:type="dxa"/>
-            </w:tcMar>
-            <w:shd w:fill="F7FAFC"/>
-          </w:tcPr>
-          <w:p>
-            <w:pPr>
-              <w:spacing w:before="40" w:after="40" w:line="341" w:lineRule="auto"/>
-              <w:jc w:val="left"/>
-            </w:pPr>
-            <w:r/>
-            <w:r>
-              <w:rPr>
-                <w:rFonts w:ascii="Times New Roman" w:hAnsi="Times New Roman" w:eastAsia="宋体"/>
-                <w:b w:val="0"/>
-                <w:color w:val="191919"/>
-                <w:sz w:val="19"/>
-              </w:rPr>
-              <w:t>【出场人物】赵了、赵左右</w:t>
-              <w:br/>
-              <w:t>【戏剧推进】街角一家通宵营业的市井小面馆里白汽袅袅，弥漫着浓郁的骨汤香气。 身穿暗酒红色连帽防风羽绒大衣、内搭纯白色高领毛衣、头戴黑色棒球帽的66岁赵了与16岁的赵左右面对面坐在靠窗的小木桌旁。赵了抬起手，熟稔而温和地朝面馆老板招呼道。 老板啊，加一碗那个鸡汤豆腐，不要加辣啊！</w:t>
-            </w:r>
-          </w:p>
-        </w:tc>
-      </w:tr>
-      <w:tr>
-        <w:trPr>
-          <w:cantSplit/>
-        </w:trPr>
-        <w:tc>
-          <w:tcPr>
-            <w:tcW w:type="dxa" w:w="3024"/>
-            <w:vAlign w:val="center"/>
-            <w:tcMar>
-              <w:top w:w="105" w:type="dxa"/>
-              <w:bottom w:w="105" w:type="dxa"/>
-              <w:left w:w="145" w:type="dxa"/>
-              <w:right w:w="145" w:type="dxa"/>
-            </w:tcMar>
-          </w:tcPr>
-          <w:p>
-            <w:pPr>
-              <w:spacing w:before="40" w:after="40" w:line="341" w:lineRule="auto"/>
-              <w:jc w:val="left"/>
-            </w:pPr>
-            <w:r/>
-            <w:r>
-              <w:rPr>
-                <w:rFonts w:ascii="Times New Roman" w:hAnsi="Times New Roman" w:eastAsia="宋体"/>
-                <w:b/>
-                <w:color w:val="191919"/>
-                <w:sz w:val="19"/>
-              </w:rPr>
-              <w:t>4-11　内/外　八中后街·砂锅麻辣烫店与店外风雪街头 — 夜</w:t>
-            </w:r>
-          </w:p>
-        </w:tc>
-        <w:tc>
-          <w:tcPr>
-            <w:tcW w:type="dxa" w:w="7344"/>
-            <w:vAlign w:val="center"/>
-            <w:tcMar>
-              <w:top w:w="105" w:type="dxa"/>
-              <w:bottom w:w="105" w:type="dxa"/>
-              <w:left w:w="145" w:type="dxa"/>
-              <w:right w:w="145" w:type="dxa"/>
-            </w:tcMar>
-          </w:tcPr>
-          <w:p>
-            <w:pPr>
-              <w:spacing w:before="40" w:after="40" w:line="341" w:lineRule="auto"/>
-              <w:jc w:val="left"/>
-            </w:pPr>
-            <w:r/>
-            <w:r>
-              <w:rPr>
-                <w:rFonts w:ascii="Times New Roman" w:hAnsi="Times New Roman" w:eastAsia="宋体"/>
-                <w:b w:val="0"/>
-                <w:color w:val="191919"/>
-                <w:sz w:val="19"/>
-              </w:rPr>
-              <w:t>【出场人物】荀未来、麻辣烫舒老板、罗爱文</w:t>
-              <w:br/>
-              <w:t>【戏剧推进】夜色已深，八中后街的十元砂锅麻辣烫店即将打烊。留着山羊胡、身穿深灰蓝色半高领毛衣系深色围裙的麻辣烫舒老板正在柜台前收拾白色塑料菜盒。 店门塑料帘被一把掀开，身穿卡其色厚羽绒服的41岁荀未来急匆匆闯进店里，喘着粗气直奔柜台。 老板，刚刚赵左右来过吗？！</w:t>
-            </w:r>
-          </w:p>
-        </w:tc>
-      </w:tr>
-      <w:tr>
-        <w:trPr>
-          <w:cantSplit/>
-        </w:trPr>
-        <w:tc>
-          <w:tcPr>
-            <w:tcW w:type="dxa" w:w="3024"/>
-            <w:vAlign w:val="center"/>
-            <w:tcMar>
-              <w:top w:w="105" w:type="dxa"/>
-              <w:bottom w:w="105" w:type="dxa"/>
-              <w:left w:w="145" w:type="dxa"/>
-              <w:right w:w="145" w:type="dxa"/>
-            </w:tcMar>
-            <w:shd w:fill="F7FAFC"/>
-          </w:tcPr>
-          <w:p>
-            <w:pPr>
-              <w:spacing w:before="40" w:after="40" w:line="341" w:lineRule="auto"/>
-              <w:jc w:val="left"/>
-            </w:pPr>
-            <w:r/>
-            <w:r>
-              <w:rPr>
-                <w:rFonts w:ascii="Times New Roman" w:hAnsi="Times New Roman" w:eastAsia="宋体"/>
-                <w:b/>
-                <w:color w:val="191919"/>
-                <w:sz w:val="19"/>
-              </w:rPr>
-              <w:t>4-12　外/内　长林饭店豪华套房与501室赵家客厅（双空电话交叉剪辑） — 夜</w:t>
-            </w:r>
-          </w:p>
-        </w:tc>
-        <w:tc>
-          <w:tcPr>
-            <w:tcW w:type="dxa" w:w="7344"/>
-            <w:vAlign w:val="center"/>
-            <w:tcMar>
-              <w:top w:w="105" w:type="dxa"/>
-              <w:bottom w:w="105" w:type="dxa"/>
-              <w:left w:w="145" w:type="dxa"/>
-              <w:right w:w="145" w:type="dxa"/>
-            </w:tcMar>
-            <w:shd w:fill="F7FAFC"/>
-          </w:tcPr>
-          <w:p>
-            <w:pPr>
-              <w:spacing w:before="40" w:after="40" w:line="341" w:lineRule="auto"/>
-              <w:jc w:val="left"/>
-            </w:pPr>
-            <w:r/>
-            <w:r>
-              <w:rPr>
-                <w:rFonts w:ascii="Times New Roman" w:hAnsi="Times New Roman" w:eastAsia="宋体"/>
-                <w:b w:val="0"/>
-                <w:color w:val="191919"/>
-                <w:sz w:val="19"/>
-              </w:rPr>
-              <w:t>【出场人物】赵了、刘美奕</w:t>
-              <w:br/>
-              <w:t>【戏剧推进】长林市中心，高耸气派的星级酒店大楼在夜色中灯火通明，门头上方四个巨大的金色繁体字熠熠生辉——“長林飯店”。 【长林饭店·豪华套房 ↔ 501室赵家客厅】温暖奢华的欧式套房客厅内，水晶吊灯洒下柔和的香槟金色光芒。脱去棒球帽露出满头银发的66岁赵了身穿暗红色防风外套内搭纯白高领毛衣，正站在落地窗前手持电话，与501室客厅沙发上身穿藏青色开衫内搭浅灰高领毛衣、手握红色座机听筒的母亲刘美奕通电话——这正是刚才荀未来拨打母亲手机提示占线的真正原因……</w:t>
-            </w:r>
-          </w:p>
-        </w:tc>
-      </w:tr>
-      <w:tr>
-        <w:trPr>
-          <w:cantSplit/>
-        </w:trPr>
-        <w:tc>
-          <w:tcPr>
-            <w:tcW w:type="dxa" w:w="3024"/>
-            <w:vAlign w:val="center"/>
-            <w:tcMar>
-              <w:top w:w="105" w:type="dxa"/>
-              <w:bottom w:w="105" w:type="dxa"/>
-              <w:left w:w="145" w:type="dxa"/>
-              <w:right w:w="145" w:type="dxa"/>
-            </w:tcMar>
-          </w:tcPr>
-          <w:p>
-            <w:pPr>
-              <w:spacing w:before="40" w:after="40" w:line="341" w:lineRule="auto"/>
-              <w:jc w:val="left"/>
-            </w:pPr>
-            <w:r/>
-            <w:r>
-              <w:rPr>
-                <w:rFonts w:ascii="Times New Roman" w:hAnsi="Times New Roman" w:eastAsia="宋体"/>
-                <w:b/>
-                <w:color w:val="191919"/>
-                <w:sz w:val="19"/>
-              </w:rPr>
-              <w:t>4-13　内　长林饭店·豪华套房客厅 — 夜</w:t>
-            </w:r>
-          </w:p>
-        </w:tc>
-        <w:tc>
-          <w:tcPr>
-            <w:tcW w:type="dxa" w:w="7344"/>
-            <w:vAlign w:val="center"/>
-            <w:tcMar>
-              <w:top w:w="105" w:type="dxa"/>
-              <w:bottom w:w="105" w:type="dxa"/>
-              <w:left w:w="145" w:type="dxa"/>
-              <w:right w:w="145" w:type="dxa"/>
-            </w:tcMar>
-          </w:tcPr>
-          <w:p>
-            <w:pPr>
-              <w:spacing w:before="40" w:after="40" w:line="341" w:lineRule="auto"/>
-              <w:jc w:val="left"/>
-            </w:pPr>
-            <w:r/>
-            <w:r>
-              <w:rPr>
-                <w:rFonts w:ascii="Times New Roman" w:hAnsi="Times New Roman" w:eastAsia="宋体"/>
-                <w:b w:val="0"/>
-                <w:color w:val="191919"/>
-                <w:sz w:val="19"/>
-              </w:rPr>
-              <w:t>【出场人物】赵左右、赵了</w:t>
-              <w:br/>
-              <w:t>【戏剧推进】赵了刚挂断电话，套房的木质浴室门便“咔哒”一声推开——刚洗完热水澡、浑身冒着热气的16岁赵左右身穿一件宽大松软的纯白色华夫格酒店浴袍，顶着一头湿漉漉的碎发欢快地冲了出来，一屁股陷进欧式雕花布艺沙发里，兴奋地直拍沙发扶手。 我的天啊！我第一次住这么好的酒店！那个淋浴头也太高级了，我都不会拧，在里头研究了好半天！ 66岁的赵了端着茶杯在雕花茶几对面的单人沙发上坐下，含笑注视着16岁的自己。</w:t>
-            </w:r>
-          </w:p>
-        </w:tc>
-      </w:tr>
-      <w:tr>
-        <w:trPr>
-          <w:cantSplit/>
-        </w:trPr>
-        <w:tc>
-          <w:tcPr>
-            <w:tcW w:type="dxa" w:w="3024"/>
-            <w:vAlign w:val="center"/>
-            <w:tcMar>
-              <w:top w:w="105" w:type="dxa"/>
-              <w:bottom w:w="105" w:type="dxa"/>
-              <w:left w:w="145" w:type="dxa"/>
-              <w:right w:w="145" w:type="dxa"/>
-            </w:tcMar>
-            <w:shd w:fill="F7FAFC"/>
-          </w:tcPr>
-          <w:p>
-            <w:pPr>
-              <w:spacing w:before="40" w:after="40" w:line="341" w:lineRule="auto"/>
-              <w:jc w:val="left"/>
-            </w:pPr>
-            <w:r/>
-            <w:r>
-              <w:rPr>
-                <w:rFonts w:ascii="Times New Roman" w:hAnsi="Times New Roman" w:eastAsia="宋体"/>
-                <w:b/>
-                <w:color w:val="191919"/>
-                <w:sz w:val="19"/>
-              </w:rPr>
-              <w:t>4-14　内　福慧家园6栋五楼·501与502室门外楼梯间 — 日</w:t>
-            </w:r>
-          </w:p>
-        </w:tc>
-        <w:tc>
-          <w:tcPr>
-            <w:tcW w:type="dxa" w:w="7344"/>
-            <w:vAlign w:val="center"/>
-            <w:tcMar>
-              <w:top w:w="105" w:type="dxa"/>
-              <w:bottom w:w="105" w:type="dxa"/>
-              <w:left w:w="145" w:type="dxa"/>
-              <w:right w:w="145" w:type="dxa"/>
-            </w:tcMar>
-            <w:shd w:fill="F7FAFC"/>
-          </w:tcPr>
-          <w:p>
-            <w:pPr>
-              <w:spacing w:before="40" w:after="40" w:line="341" w:lineRule="auto"/>
-              <w:jc w:val="left"/>
-            </w:pPr>
-            <w:r/>
-            <w:r>
-              <w:rPr>
-                <w:rFonts w:ascii="Times New Roman" w:hAnsi="Times New Roman" w:eastAsia="宋体"/>
-                <w:b w:val="0"/>
-                <w:color w:val="191919"/>
-                <w:sz w:val="19"/>
-              </w:rPr>
-              <w:t>【出场人物】荀未来</w:t>
-              <w:br/>
-              <w:t>【戏剧推进】2008年1月31日（周四）清晨。身穿卡其色厚羽绒服、戴着黑色毛线手套的41岁荀未来急匆匆爬上福慧家园6栋五楼的水泥楼梯间。 荀未来先凑到501室绿色防盗铁门前侧耳倾听，又转过身打量对门紧闭的502室房门，神色愈发凝重。 没去麻辣烫店，也不在他家……难道是未来的我，预判了我的预判？！这姜真是越老越辣！不行，不能让他趁虚而入改变了赵左右的想法！</w:t>
-            </w:r>
-          </w:p>
-        </w:tc>
-      </w:tr>
-      <w:tr>
-        <w:trPr>
-          <w:cantSplit/>
-        </w:trPr>
-        <w:tc>
-          <w:tcPr>
-            <w:tcW w:type="dxa" w:w="3024"/>
-            <w:vAlign w:val="center"/>
-            <w:tcMar>
-              <w:top w:w="105" w:type="dxa"/>
-              <w:bottom w:w="105" w:type="dxa"/>
-              <w:left w:w="145" w:type="dxa"/>
-              <w:right w:w="145" w:type="dxa"/>
-            </w:tcMar>
-          </w:tcPr>
-          <w:p>
-            <w:pPr>
-              <w:spacing w:before="40" w:after="40" w:line="341" w:lineRule="auto"/>
-              <w:jc w:val="left"/>
-            </w:pPr>
-            <w:r/>
-            <w:r>
-              <w:rPr>
-                <w:rFonts w:ascii="Times New Roman" w:hAnsi="Times New Roman" w:eastAsia="宋体"/>
-                <w:b/>
-                <w:color w:val="191919"/>
-                <w:sz w:val="19"/>
-              </w:rPr>
-              <w:t>4-15　内　长林市室内电玩城 — 日</w:t>
-            </w:r>
-          </w:p>
-        </w:tc>
-        <w:tc>
-          <w:tcPr>
-            <w:tcW w:type="dxa" w:w="7344"/>
-            <w:vAlign w:val="center"/>
-            <w:tcMar>
-              <w:top w:w="105" w:type="dxa"/>
-              <w:bottom w:w="105" w:type="dxa"/>
-              <w:left w:w="145" w:type="dxa"/>
-              <w:right w:w="145" w:type="dxa"/>
-            </w:tcMar>
-          </w:tcPr>
-          <w:p>
-            <w:pPr>
-              <w:spacing w:before="40" w:after="40" w:line="341" w:lineRule="auto"/>
-              <w:jc w:val="left"/>
-            </w:pPr>
-            <w:r/>
-            <w:r>
-              <w:rPr>
-                <w:rFonts w:ascii="Times New Roman" w:hAnsi="Times New Roman" w:eastAsia="宋体"/>
-                <w:b w:val="0"/>
-                <w:color w:val="191919"/>
-                <w:sz w:val="19"/>
-              </w:rPr>
-              <w:t>【出场人物】赵左右、赵了</w:t>
-              <w:br/>
-              <w:t>【戏剧推进】与此同时，长林市中心的室内电玩城内霓虹闪烁、人声鼎沸。 66岁的赵了换上了一身帅气利落的黑色翻领皮夹克，内搭挺括白衬衫并系着一条黑色窄领带，头戴黑色棒球帽，正坐在街机赛车驾驶座上，一脚重重踩下金属油门踏板，熟练地转动方向盘与身旁的16岁赵左右飙车竞速！ 紧接着，一老一少并肩站在双人街机投篮机前，脱去羽绒服外套的赵左右与身穿黑皮衣系黑领带的赵了左右开弓，一颗颗篮球如连珠炮般精准空心入网！</w:t>
-            </w:r>
-          </w:p>
-        </w:tc>
-      </w:tr>
-      <w:tr>
-        <w:trPr>
-          <w:cantSplit/>
-        </w:trPr>
-        <w:tc>
-          <w:tcPr>
-            <w:tcW w:type="dxa" w:w="3024"/>
-            <w:vAlign w:val="center"/>
-            <w:tcMar>
-              <w:top w:w="105" w:type="dxa"/>
-              <w:bottom w:w="105" w:type="dxa"/>
-              <w:left w:w="145" w:type="dxa"/>
-              <w:right w:w="145" w:type="dxa"/>
-            </w:tcMar>
-            <w:shd w:fill="F7FAFC"/>
-          </w:tcPr>
-          <w:p>
-            <w:pPr>
-              <w:spacing w:before="40" w:after="40" w:line="341" w:lineRule="auto"/>
-              <w:jc w:val="left"/>
-            </w:pPr>
-            <w:r/>
-            <w:r>
-              <w:rPr>
-                <w:rFonts w:ascii="Times New Roman" w:hAnsi="Times New Roman" w:eastAsia="宋体"/>
-                <w:b/>
-                <w:color w:val="191919"/>
-                <w:sz w:val="19"/>
-              </w:rPr>
-              <w:t>4-16　内　三条鱼漫画屋·里间账桌与一楼阅读区 — 日</w:t>
-            </w:r>
-          </w:p>
-        </w:tc>
-        <w:tc>
-          <w:tcPr>
-            <w:tcW w:type="dxa" w:w="7344"/>
-            <w:vAlign w:val="center"/>
-            <w:tcMar>
-              <w:top w:w="105" w:type="dxa"/>
-              <w:bottom w:w="105" w:type="dxa"/>
-              <w:left w:w="145" w:type="dxa"/>
-              <w:right w:w="145" w:type="dxa"/>
-            </w:tcMar>
-            <w:shd w:fill="F7FAFC"/>
-          </w:tcPr>
-          <w:p>
-            <w:pPr>
-              <w:spacing w:before="40" w:after="40" w:line="341" w:lineRule="auto"/>
-              <w:jc w:val="left"/>
-            </w:pPr>
-            <w:r/>
-            <w:r>
-              <w:rPr>
-                <w:rFonts w:ascii="Times New Roman" w:hAnsi="Times New Roman" w:eastAsia="宋体"/>
-                <w:b w:val="0"/>
-                <w:color w:val="191919"/>
-                <w:sz w:val="19"/>
-              </w:rPr>
-              <w:t>【出场人物】漫画屋算账小孩、赵左右、荀未来、罗爱文</w:t>
-              <w:br/>
-              <w:t>【戏剧推进】三条鱼漫画屋里间书桌前，身穿棕灰几何提花毛衣的十岁算账小孩正一边低头握着圆珠笔在账本上写写算算，一边头也不抬地对在屋里来回踱步的荀未来冒出一句金句。 能感应到对方的位置，看来你们是一对纠缠量子。 算账小孩话音刚落，漫画屋一楼的玻璃木门便被“哐当”一声推开——身穿灰蓝色羽绒服的16岁赵左右满面春风、昂首挺胸地走了进来，双手高高举着两个红白相间的肯德基全家桶！</w:t>
-            </w:r>
-          </w:p>
-        </w:tc>
-      </w:tr>
-      <w:tr>
-        <w:trPr>
-          <w:cantSplit/>
-        </w:trPr>
-        <w:tc>
-          <w:tcPr>
-            <w:tcW w:type="dxa" w:w="3024"/>
-            <w:vAlign w:val="center"/>
-            <w:tcMar>
-              <w:top w:w="105" w:type="dxa"/>
-              <w:bottom w:w="105" w:type="dxa"/>
-              <w:left w:w="145" w:type="dxa"/>
-              <w:right w:w="145" w:type="dxa"/>
-            </w:tcMar>
-          </w:tcPr>
-          <w:p>
-            <w:pPr>
-              <w:spacing w:before="40" w:after="40" w:line="341" w:lineRule="auto"/>
-              <w:jc w:val="left"/>
-            </w:pPr>
-            <w:r/>
-            <w:r>
-              <w:rPr>
-                <w:rFonts w:ascii="Times New Roman" w:hAnsi="Times New Roman" w:eastAsia="宋体"/>
-                <w:b/>
-                <w:color w:val="191919"/>
-                <w:sz w:val="19"/>
-              </w:rPr>
-              <w:t>4-17　外　福慧家园老式家属院·单元门外红扶手水泥台阶 — 夜</w:t>
-            </w:r>
-          </w:p>
-        </w:tc>
-        <w:tc>
-          <w:tcPr>
-            <w:tcW w:type="dxa" w:w="7344"/>
-            <w:vAlign w:val="center"/>
-            <w:tcMar>
-              <w:top w:w="105" w:type="dxa"/>
-              <w:bottom w:w="105" w:type="dxa"/>
-              <w:left w:w="145" w:type="dxa"/>
-              <w:right w:w="145" w:type="dxa"/>
-            </w:tcMar>
-          </w:tcPr>
-          <w:p>
-            <w:pPr>
-              <w:spacing w:before="40" w:after="40" w:line="341" w:lineRule="auto"/>
-              <w:jc w:val="left"/>
-            </w:pPr>
-            <w:r/>
-            <w:r>
-              <w:rPr>
-                <w:rFonts w:ascii="Times New Roman" w:hAnsi="Times New Roman" w:eastAsia="宋体"/>
-                <w:b w:val="0"/>
-                <w:color w:val="191919"/>
-                <w:sz w:val="19"/>
-              </w:rPr>
-              <w:t>【出场人物】荀未来、赵东来</w:t>
-              <w:br/>
-              <w:t>【戏剧推进】夜色深沉，福慧家园老式家属院内积雪皑皑，昏黄的街灯在雪地上洒下一片孤寂的暖光。 身穿军绿色连帽长款羽绒派克大衣（内搭翠绿色高领毛衣）的41岁荀未来骑着二八自行车驶入家属院。他支好自行车正准备走进6栋单元门上楼，脚步却猛然停住了—— 只见单元门外冰冷的水泥台阶上（两侧立着鲜红色的圆管铁扶手），身穿黑色连帽羽绒服的父亲赵东来正独自一人缩坐着，手里拎着半瓶绿瓶二锅头白酒，一口接一口地仰头喝着闷酒。</w:t>
-            </w:r>
-          </w:p>
-        </w:tc>
-      </w:tr>
-      <w:tr>
-        <w:trPr>
-          <w:cantSplit/>
-        </w:trPr>
-        <w:tc>
-          <w:tcPr>
-            <w:tcW w:type="dxa" w:w="3024"/>
-            <w:vAlign w:val="center"/>
-            <w:tcMar>
-              <w:top w:w="105" w:type="dxa"/>
-              <w:bottom w:w="105" w:type="dxa"/>
-              <w:left w:w="145" w:type="dxa"/>
-              <w:right w:w="145" w:type="dxa"/>
-            </w:tcMar>
-            <w:shd w:fill="F7FAFC"/>
-          </w:tcPr>
-          <w:p>
-            <w:pPr>
-              <w:spacing w:before="40" w:after="40" w:line="341" w:lineRule="auto"/>
-              <w:jc w:val="left"/>
-            </w:pPr>
-            <w:r/>
-            <w:r>
-              <w:rPr>
-                <w:rFonts w:ascii="Times New Roman" w:hAnsi="Times New Roman" w:eastAsia="宋体"/>
-                <w:b/>
-                <w:color w:val="191919"/>
-                <w:sz w:val="19"/>
-              </w:rPr>
-              <w:t>4-18　内　福慧家园6栋五楼·501室门口玄关 — 夜</w:t>
-            </w:r>
-          </w:p>
-        </w:tc>
-        <w:tc>
-          <w:tcPr>
-            <w:tcW w:type="dxa" w:w="7344"/>
-            <w:vAlign w:val="center"/>
-            <w:tcMar>
-              <w:top w:w="105" w:type="dxa"/>
-              <w:bottom w:w="105" w:type="dxa"/>
-              <w:left w:w="145" w:type="dxa"/>
-              <w:right w:w="145" w:type="dxa"/>
-            </w:tcMar>
-            <w:shd w:fill="F7FAFC"/>
-          </w:tcPr>
-          <w:p>
-            <w:pPr>
-              <w:spacing w:before="40" w:after="40" w:line="341" w:lineRule="auto"/>
-              <w:jc w:val="left"/>
-            </w:pPr>
-            <w:r/>
-            <w:r>
-              <w:rPr>
-                <w:rFonts w:ascii="Times New Roman" w:hAnsi="Times New Roman" w:eastAsia="宋体"/>
-                <w:b w:val="0"/>
-                <w:color w:val="191919"/>
-                <w:sz w:val="19"/>
-              </w:rPr>
-              <w:t>【出场人物】环境/意象叙事</w:t>
-              <w:br/>
-              <w:t>【戏剧推进】五楼昏黄的楼道声控灯应声亮起。荀未来小心翼翼地搀扶着醉得脚步踉跄、满脸泪痕的父亲赵东来走上五楼楼梯，抬手敲响了501室的防盗门。 防盗门立刻从里面拉开，身穿米白色圆领排扣针织毛衣的母亲刘美奕正焦急地守在门后。一看到门外被小荀搀扶着的丈夫，刘美奕脸上的担忧瞬间化作深深的心疼，连忙伸手扶住赵东来的另一侧胳膊，朝荀未来感激地点了点头，将丈夫扶进屋里。</w:t>
-            </w:r>
-          </w:p>
-        </w:tc>
-      </w:tr>
-      <w:tr>
-        <w:trPr>
-          <w:cantSplit/>
-        </w:trPr>
-        <w:tc>
-          <w:tcPr>
-            <w:tcW w:type="dxa" w:w="3024"/>
-            <w:vAlign w:val="center"/>
-            <w:tcMar>
-              <w:top w:w="105" w:type="dxa"/>
-              <w:bottom w:w="105" w:type="dxa"/>
-              <w:left w:w="145" w:type="dxa"/>
-              <w:right w:w="145" w:type="dxa"/>
-            </w:tcMar>
-          </w:tcPr>
-          <w:p>
-            <w:pPr>
-              <w:spacing w:before="40" w:after="40" w:line="341" w:lineRule="auto"/>
-              <w:jc w:val="left"/>
-            </w:pPr>
-            <w:r/>
-            <w:r>
-              <w:rPr>
-                <w:rFonts w:ascii="Times New Roman" w:hAnsi="Times New Roman" w:eastAsia="宋体"/>
-                <w:b/>
-                <w:color w:val="191919"/>
-                <w:sz w:val="19"/>
-              </w:rPr>
-              <w:t>4-19　内　长林饭店豪华套房与501室赵家餐厅（交叉剪辑） — 夜</w:t>
-            </w:r>
-          </w:p>
-        </w:tc>
-        <w:tc>
-          <w:tcPr>
-            <w:tcW w:type="dxa" w:w="7344"/>
-            <w:vAlign w:val="center"/>
-            <w:tcMar>
-              <w:top w:w="105" w:type="dxa"/>
-              <w:bottom w:w="105" w:type="dxa"/>
-              <w:left w:w="145" w:type="dxa"/>
-              <w:right w:w="145" w:type="dxa"/>
-            </w:tcMar>
-          </w:tcPr>
-          <w:p>
-            <w:pPr>
-              <w:spacing w:before="40" w:after="40" w:line="341" w:lineRule="auto"/>
-              <w:jc w:val="left"/>
-            </w:pPr>
-            <w:r/>
-            <w:r>
-              <w:rPr>
-                <w:rFonts w:ascii="Times New Roman" w:hAnsi="Times New Roman" w:eastAsia="宋体"/>
-                <w:b w:val="0"/>
-                <w:color w:val="191919"/>
-                <w:sz w:val="19"/>
-              </w:rPr>
-              <w:t>【出场人物】赵了、刘美奕</w:t>
-              <w:br/>
-              <w:t>【戏剧推进】【长林饭店·豪华套房】夜深人静，16岁的赵左右正四仰八叉地躺在宽大松软的酒店大床上呼呼大睡。身穿黑色皮夹克、白衬衫系黑领带的66岁赵了看了一眼熟睡的少年，轻手轻脚地走到套房门廊处，按下接听键将手机贴在耳边。 接个工作电话啊……哎，赵妈妈。 【501室赵家餐厅】身穿米白色圆领排扣毛衣的刘美奕站在餐桌旁，回头看了一眼客厅沙发上已经酒醒悔悟的赵东来，对着手机柔声恳求道。</w:t>
-            </w:r>
-          </w:p>
-        </w:tc>
-      </w:tr>
-      <w:tr>
-        <w:trPr>
-          <w:cantSplit/>
-        </w:trPr>
-        <w:tc>
-          <w:tcPr>
-            <w:tcW w:type="dxa" w:w="3024"/>
-            <w:vAlign w:val="center"/>
-            <w:tcMar>
-              <w:top w:w="105" w:type="dxa"/>
-              <w:bottom w:w="105" w:type="dxa"/>
-              <w:left w:w="145" w:type="dxa"/>
-              <w:right w:w="145" w:type="dxa"/>
-            </w:tcMar>
-            <w:shd w:fill="F7FAFC"/>
-          </w:tcPr>
-          <w:p>
-            <w:pPr>
-              <w:spacing w:before="40" w:after="40" w:line="341" w:lineRule="auto"/>
-              <w:jc w:val="left"/>
-            </w:pPr>
-            <w:r/>
-            <w:r>
-              <w:rPr>
-                <w:rFonts w:ascii="Times New Roman" w:hAnsi="Times New Roman" w:eastAsia="宋体"/>
-                <w:b/>
-                <w:color w:val="191919"/>
-                <w:sz w:val="19"/>
-              </w:rPr>
-              <w:t>4-20　外　福慧家园老式家属院·“三个雪人”院落 — 日</w:t>
-            </w:r>
-          </w:p>
-        </w:tc>
-        <w:tc>
-          <w:tcPr>
-            <w:tcW w:type="dxa" w:w="7344"/>
-            <w:vAlign w:val="center"/>
-            <w:tcMar>
-              <w:top w:w="105" w:type="dxa"/>
-              <w:bottom w:w="105" w:type="dxa"/>
-              <w:left w:w="145" w:type="dxa"/>
-              <w:right w:w="145" w:type="dxa"/>
-            </w:tcMar>
-            <w:shd w:fill="F7FAFC"/>
-          </w:tcPr>
-          <w:p>
-            <w:pPr>
-              <w:spacing w:before="40" w:after="40" w:line="341" w:lineRule="auto"/>
-              <w:jc w:val="left"/>
-            </w:pPr>
-            <w:r/>
-            <w:r>
-              <w:rPr>
-                <w:rFonts w:ascii="Times New Roman" w:hAnsi="Times New Roman" w:eastAsia="宋体"/>
-                <w:b w:val="0"/>
-                <w:color w:val="191919"/>
-                <w:sz w:val="19"/>
-              </w:rPr>
-              <w:t>【出场人物】赵左右、赵了</w:t>
-              <w:br/>
-              <w:t>【戏剧推进】次日白昼，阳光映照着福慧家园家属院洁白的积雪。一辆红银配色的出租车（TAXI）缓缓驶入院落，停在院子中央并排伫立的三个雪人旁。 车门打开，身穿浅灰色连帽开衫卫衣（内搭白衬衫与黑色窄领带、头戴黑色英文刺绣棒球帽）的66岁赵了与身穿灰蓝色羽绒服、背着双肩书包的16岁赵左右一同走下出租车。 出租车驶离后，赵左右站在雪地里，满脸不舍地拉住赵了的衣袖。</w:t>
-            </w:r>
-          </w:p>
-        </w:tc>
-      </w:tr>
-      <w:tr>
-        <w:trPr>
-          <w:cantSplit/>
-        </w:trPr>
-        <w:tc>
-          <w:tcPr>
-            <w:tcW w:type="dxa" w:w="3024"/>
-            <w:vAlign w:val="center"/>
-            <w:tcMar>
-              <w:top w:w="105" w:type="dxa"/>
-              <w:bottom w:w="105" w:type="dxa"/>
-              <w:left w:w="145" w:type="dxa"/>
-              <w:right w:w="145" w:type="dxa"/>
-            </w:tcMar>
-          </w:tcPr>
-          <w:p>
-            <w:pPr>
-              <w:spacing w:before="40" w:after="40" w:line="341" w:lineRule="auto"/>
-              <w:jc w:val="left"/>
-            </w:pPr>
-            <w:r/>
-            <w:r>
-              <w:rPr>
-                <w:rFonts w:ascii="Times New Roman" w:hAnsi="Times New Roman" w:eastAsia="宋体"/>
-                <w:b/>
-                <w:color w:val="191919"/>
-                <w:sz w:val="19"/>
-              </w:rPr>
-              <w:t>4-21　外/内　三条鱼漫画屋门口与斜对面街角小广告墙（平行剪辑） — 日</w:t>
-            </w:r>
-          </w:p>
-        </w:tc>
-        <w:tc>
-          <w:tcPr>
-            <w:tcW w:type="dxa" w:w="7344"/>
-            <w:vAlign w:val="center"/>
-            <w:tcMar>
-              <w:top w:w="105" w:type="dxa"/>
-              <w:bottom w:w="105" w:type="dxa"/>
-              <w:left w:w="145" w:type="dxa"/>
-              <w:right w:w="145" w:type="dxa"/>
-            </w:tcMar>
-          </w:tcPr>
-          <w:p>
-            <w:pPr>
-              <w:spacing w:before="40" w:after="40" w:line="341" w:lineRule="auto"/>
-              <w:jc w:val="left"/>
-            </w:pPr>
-            <w:r/>
-            <w:r>
-              <w:rPr>
-                <w:rFonts w:ascii="Times New Roman" w:hAnsi="Times New Roman" w:eastAsia="宋体"/>
-                <w:b w:val="0"/>
-                <w:color w:val="191919"/>
-                <w:sz w:val="19"/>
-              </w:rPr>
-              <w:t>【出场人物】荀未来、赵左右、赵了、房产中介</w:t>
-              <w:br/>
-              <w:t>【戏剧推进】春秋路178号“三条鱼漫画屋”门口，身穿藏青色圆领卫衣（左胸印有白色圆形小徽标、内露白T恤领边）的41岁荀未来正单手端着一只白底蓝边的老式搪瓷茶缸，斜倚在木门框上晒太阳，活脱脱一副“漫画屋掌柜”的派头。 看到背着双肩包的赵左右垂头丧气地走到门口，荀未来晃了晃手里的搪瓷茶缸，眉飞色舞地打趣道。 哟，不和赵爷爷潇洒去了？想起兄弟来了？</w:t>
+              <w:t>面对荀未来宣称漫画屋是小赵的避风港，66岁赵了在总统套房外一通电话直接买断春秋路178号漫画屋产权，完成对41岁自我的资本降维碾压。</w:t>
             </w:r>
           </w:p>
         </w:tc>

--- a/01_《三人行》全24集全流程标杆成品库/03_剧作结构、悬念节奏与视听解码/EP04_《三人行》第四集《避风港争夺战》剧作结构、悬念节奏与视听解码.docx
+++ b/01_《三人行》全24集全流程标杆成品库/03_剧作结构、悬念节奏与视听解码/EP04_《三人行》第四集《避风港争夺战》剧作结构、悬念节奏与视听解码.docx
@@ -1142,21 +1142,10 @@
             </w:tcMar>
           </w:tcPr>
           <w:p>
-            <w:pPr>
-              <w:spacing w:before="40" w:after="40" w:line="341" w:lineRule="auto"/>
-              <w:jc w:val="left"/>
-            </w:pPr>
-            <w:r/>
             <w:r>
-              <w:rPr>
-                <w:rFonts w:ascii="Times New Roman" w:hAnsi="Times New Roman" w:eastAsia="宋体"/>
-                <w:b w:val="0"/>
-                <w:color w:val="191919"/>
-                <w:sz w:val="19"/>
-              </w:rPr>
               <w:t>【出场人物】赵左右、徐图图</w:t>
               <w:br/>
-              <w:t>【本场戏剧功能与导演调度任务】2008年1月29日（周二）夜。长林八中后街的十元砂锅麻辣烫店内热气蒸腾，白瓷砖墙面上张贴着“金汤砂锅”、“肥牛套餐”与“限时活动”的彩色宣传画，几桌食客正围着咕嘟冒泡的砂锅大快朵颐。 靠窗的木桌前，16岁的徐图图身穿米黄色连帽羽绒服、内搭白色翻领衬衫与米色针织衫，鼻梁上架着那副……</w:t>
+              <w:t>【本场戏剧功能与导演调度任务】【开篇立局/黄金冷开场调度】以「内　八中后街·砂锅麻辣烫店 — 夜」为物理容器，聚焦（赵左右、徐图图）的对手戏力场，核心导演任务在于：通过味觉记忆与信物流转编织跨时空纯爱与双生女性救赎。</w:t>
               <w:br/>
               <w:t>【完整剧情推进与动作细节】2008年1月29日（周二）夜。长林八中后街的十元砂锅麻辣烫店内热气蒸腾，白瓷砖墙面上张贴着“金汤砂锅”、“肥牛套餐”与“限时活动”的彩色宣传画，几桌食客正围着咕嘟冒泡的砂锅大快朵颐。 靠窗的木桌前，16岁的徐图图身穿米黄色连帽羽绒服、内搭白色翻领衬衫与米色针织衫，鼻梁上架着那副秀气的金属细圆框眼镜，正独自一人端坐着等候。 店门外厚重的塑料防风门帘被猛地一把掀开，寒风卷着热气涌入——刚从电影院男洗手间将41岁的荀未来反锁在隔间里、一路狂奔而来的16岁赵左右身穿棕橙色连帽棉服内搭深棕格纹衬衫，满头大汗、气喘吁吁地冲进店里。 徐图图听到动静抬起头，原本微抿的嘴角瞬间绽开一抹温柔而欣喜的笑意。 赵左右跑到桌前停下脚步，双手撑着膝盖大口喘气，抬起衣袖胡乱抹了一把额头沁出的汗珠。 徐图图温和地摇了摇头，将桌上的热茶杯往赵左右面前推了推。 赵左右拉开木椅在徐图图对面坐下。暖黄色的灯光下，徐图图看清赵左右的左脸颊与额角处有一道赶路擦出的浅红印记，不禁微微倾身，眼神里透出关切。 赵左右下意识摸了摸左脸颊，有些不好意思地挠了挠后脑勺，冲徐图图露出一个憨厚爽朗的笑容，麻利地拿起竹筒里的一次性竹筷掰开递了过去。</w:t>
               <w:br/>
@@ -1211,21 +1200,10 @@
             <w:shd w:fill="F7FAFC"/>
           </w:tcPr>
           <w:p>
-            <w:pPr>
-              <w:spacing w:before="40" w:after="40" w:line="341" w:lineRule="auto"/>
-              <w:jc w:val="left"/>
-            </w:pPr>
-            <w:r/>
             <w:r>
-              <w:rPr>
-                <w:rFonts w:ascii="Times New Roman" w:hAnsi="Times New Roman" w:eastAsia="宋体"/>
-                <w:b w:val="0"/>
-                <w:color w:val="191919"/>
-                <w:sz w:val="19"/>
-              </w:rPr>
               <w:t>【出场人物】影院保安甲、女观众、荀未来、刘美奕</w:t>
               <w:br/>
-              <w:t>【本场戏剧功能与导演调度任务】同一时刻，长林电影院8号放映厅外的红色长廊里，《长江七号》刚刚散场，观众们三三两两地向外走去。 两名身穿黑色“保安 BAOAN”制服、头戴深色制式鸭舌帽的影院保安正神色严肃地在走廊里来回巡查。为首的保安甲拦住一名经过的女观众询问。</w:t>
+              <w:t>【本场戏剧功能与导演调度任务】【开篇立局/黄金冷开场调度】以「内　电影院·8号放映厅外走廊 — 夜」为物理容器，聚焦（影院保安甲、女观众、荀未来、刘美奕）的对手戏力场，核心导演任务在于：深化中国式原生家庭“刀子嘴与避风港”的代际情感共振。</w:t>
               <w:br/>
               <w:t>【完整剧情推进与动作细节】同一时刻，长林电影院8号放映厅外的红色长廊里，《长江七号》刚刚散场，观众们三三两两地向外走去。 两名身穿黑色“保安 BAOAN”制服、头戴深色制式鸭舌帽的影院保安正神色严肃地在走廊里来回巡查。为首的保安甲拦住一名经过的女观众询问。 两名保安转过身，目光一眼锁定了刚从男洗手间追出来、身穿黑色羊羔绒翻领夹克内搭黑白格纹衬衫的41岁荀未来。保安甲与保安乙对视一眼，立即快步上前，一左一右堵住了荀未来的去路。 荀未来满脸错愕地停下脚步，下意识后退了半步。 保安甲不由分说地伸手探向荀未来黑色夹克的外侧口袋，一把抓出厚厚一大沓《长江七号》纸质电影票，冷笑着晃了晃。 荀未来低头看着那一大沓不知何时被66岁赵了暗中塞进自己口袋栽赃的电影票，顿时双目圆睁，百口莫辩。 两名保安根本不听他的辩解，一左一右架起荀未来的胳膊就要往保卫科带。 恰在此时，身穿挺括黑色职业西装外套、白衬衫系蓝白斜条纹领带的影院经理——赵左右的母亲刘美奕正沿着走廊巡视过来。她一眼认出被保安架住的荀未来，惊讶地快步上前。</w:t>
               <w:br/>
@@ -1410,21 +1388,10 @@
             </w:tcMar>
           </w:tcPr>
           <w:p>
-            <w:pPr>
-              <w:spacing w:before="40" w:after="40" w:line="341" w:lineRule="auto"/>
-              <w:jc w:val="left"/>
-            </w:pPr>
-            <w:r/>
             <w:r>
-              <w:rPr>
-                <w:rFonts w:ascii="Times New Roman" w:hAnsi="Times New Roman" w:eastAsia="宋体"/>
-                <w:b w:val="0"/>
-                <w:color w:val="191919"/>
-                <w:sz w:val="19"/>
-              </w:rPr>
               <w:t>【出场人物】荀未来、赵左右</w:t>
               <w:br/>
-              <w:t>【本场戏剧功能与导演调度任务】2008年1月30日（周三）白昼。冬日暖阳透过玻璃门洒进春秋路178号“三条鱼漫画屋”，墙面上贴满了各式热血动漫海报与读者明信片。 一楼阅读区的拼色布艺沙发上趴着一只巨大的浅棕色毛绒泰迪熊。16岁的赵左右脱去了厚羽绒服，身穿米白、浅灰与雾霾蓝相间的宽横条纹圆领毛衣，内搭白色半高领……</w:t>
+              <w:t>【本场戏剧功能与导演调度任务】【叙事推进与人物关系博弈调度】以「内　三条鱼漫画屋·一楼沙发阅读区（片名卡：避风港争夺战） — 日」为物理容器，聚焦（荀未来、赵左右）的对手戏力场，核心导演任务在于：深化中国式原生家庭“刀子嘴与避风港”的代际情感共振；落实配角群像“先留白、后高光”的破笼成长弧光。</w:t>
               <w:br/>
               <w:t>【完整剧情推进与动作细节】2008年1月30日（周三）白昼。冬日暖阳透过玻璃门洒进春秋路178号“三条鱼漫画屋”，墙面上贴满了各式热血动漫海报与读者明信片。 一楼阅读区的拼色布艺沙发上趴着一只巨大的浅棕色毛绒泰迪熊。16岁的赵左右脱去了厚羽绒服，身穿米白、浅灰与雾霾蓝相间的宽横条纹圆领毛衣，内搭白色半高领打底衫，正端坐在小木茶几前，手握钢笔在红格信纸上一笔一划地认真写信。 画面正下方居中缓缓浮现出本集片名：“第 4 集 避风港争夺战”。 身穿藏青色半拉链立领卫衣内搭纯白T恤的41岁荀未来从书架过道后转出来，端着水杯凑到沙发旁，垂眼瞥向茶几上的信纸。 红格信纸上工工整整地写着一行行充满少年热忱的钢笔字：“敬爱的刘慈欣先生：您好！在写下这封信的时候，我心中充满了无比的敬意与激动。您的作品，如同一盏明灯，照亮了我对宇宙、对科学、对未来无尽的遐想与探索之路。在《三体》中，您不仅构建了一个宏大而深邃的宇宙图景……” 荀未来伸手拿起那页信纸看清抬头，眼睛猛地一亮，啧啧称奇地拍了拍赵左右的肩膀。 赵左右停下笔抬起头，有些意外地看着荀未来。 荀未来一脸高深莫测地晃了晃手指，在心里掐指推算着年份。</w:t>
               <w:br/>
@@ -1479,21 +1446,10 @@
             <w:shd w:fill="F7FAFC"/>
           </w:tcPr>
           <w:p>
-            <w:pPr>
-              <w:spacing w:before="40" w:after="40" w:line="341" w:lineRule="auto"/>
-              <w:jc w:val="left"/>
-            </w:pPr>
-            <w:r/>
             <w:r>
-              <w:rPr>
-                <w:rFonts w:ascii="Times New Roman" w:hAnsi="Times New Roman" w:eastAsia="宋体"/>
-                <w:b w:val="0"/>
-                <w:color w:val="191919"/>
-                <w:sz w:val="19"/>
-              </w:rPr>
               <w:t>【出场人物】赵左右、赵东来、刘美奕</w:t>
               <w:br/>
-              <w:t>【本场戏剧功能与导演调度任务】夜幕降临，福慧家园6栋501室赵家客厅里没有开主吊灯，只有角落的落地台灯散发着昏黄低沉的光晕，玄关柜上的生态鱼缸水泵发出单调的嗡鸣声。 16岁的赵左右身穿灰蓝色拼深灰肩部立领羽绒服、背着黑色双肩书包推开防盗门走进玄关，一边低头换鞋一边往屋里张望。</w:t>
+              <w:t>【本场戏剧功能与导演调度任务】【叙事推进与人物关系博弈调度】以「内　赵左右家（501室）·玄关与客厅 — 夜」为物理容器，聚焦（赵左右、赵东来、刘美奕）的对手戏力场，核心导演任务在于：引爆学业分科抉择、少年良知与同窗义气冲突；深化中国式原生家庭“刀子嘴与避风港”的代际情感共振。</w:t>
               <w:br/>
               <w:t>【完整剧情推进与动作细节】夜幕降临，福慧家园6栋501室赵家客厅里没有开主吊灯，只有角落的落地台灯散发着昏黄低沉的光晕，玄关柜上的生态鱼缸水泵发出单调的嗡鸣声。 16岁的赵左右身穿灰蓝色拼深灰肩部立领羽绒服、背着黑色双肩书包推开防盗门走进玄关，一边低头换鞋一边往屋里张望。 赵左右的话音戛然而止，整个人僵在玄关口——只见客厅的墨绿色布艺沙发上，父亲赵东来正身穿深棕灰色高领毛衣面色铁青地端坐着。沙发前的木茶几上，赫然摊放着从赵东来书房抽屉里翻出来的那本盗版《小知音》杂志。 赵东来眼神冰冷地盯着站在玄关的儿子，手指重重敲击着茶几桌面，声音低沉得像暴风雨前的闷雷。 赵左右双手死死攥紧双肩包的肩带，心虚地低下头，声音细若蚊呐。 赵东来猛地一巴掌拍在茶几上，震得水杯嗡嗡作响，压抑的怒火瞬间喷涌而出！ 赵左右被父亲吼得肩膀一颤，却仍梗着脖子抬起头辩解。 赵东来霍然从沙发上站起身，指着赵左右的鼻子厉声怒斥。</w:t>
               <w:br/>
@@ -1613,21 +1569,10 @@
             <w:shd w:fill="F7FAFC"/>
           </w:tcPr>
           <w:p>
-            <w:pPr>
-              <w:spacing w:before="40" w:after="40" w:line="341" w:lineRule="auto"/>
-              <w:jc w:val="left"/>
-            </w:pPr>
-            <w:r/>
             <w:r>
-              <w:rPr>
-                <w:rFonts w:ascii="Times New Roman" w:hAnsi="Times New Roman" w:eastAsia="宋体"/>
-                <w:b w:val="0"/>
-                <w:color w:val="191919"/>
-                <w:sz w:val="19"/>
-              </w:rPr>
               <w:t>【出场人物】赵左右、系统提示女声（电话音）</w:t>
               <w:br/>
-              <w:t>【本场戏剧功能与导演调度任务】深夜的和艺北街与飞霞路交叉口空无一人，幽蓝的夜色与街灯昏黄的光晕在风雪中交织。 无家可归的赵左右缩着肩膀，一瘸一拐地走到路牌下的蓝白IC卡公用电话亭前，拉开玻璃门钻进狭小的电话亭内避寒。</w:t>
+              <w:t>【本场戏剧功能与导演调度任务】【中点转折与矛盾升级调度】以「外/内　和艺北街×飞霞路IC卡公用电话亭 — 夜」为物理容器，聚焦（赵左右、系统提示女声（电话音））的对手戏力场，核心导演任务在于：推进跨时空底层规则与倒计时危机张力。</w:t>
               <w:br/>
               <w:t>【完整剧情推进与动作细节】深夜的和艺北街与飞霞路交叉口空无一人，幽蓝的夜色与街灯昏黄的光晕在风雪中交织。 无家可归的赵左右缩着肩膀，一瘸一拐地走到路牌下的蓝白IC卡公用电话亭前，拉开玻璃门钻进狭小的电话亭内避寒。 电话亭绿色的金属内壁挡住了外面的呼啸风雪。赵左右靠着冰冷的铁壁，低头看着自己红肿破裂、凝着血痂的十指，冻得上下牙关打战。他哆嗦着从羽绒服兜里掏出银色诺基亚直板手机，先后拨打死党陈明和荀未来的电话。 电话听筒里一次次传来冰冷机械的系统提示女声：“您好，您拨打的用户已关机，请稍后再拨……” 赵左右无力地垂下胳膊，绝望与委屈如潮水般将他淹没。 就在这时，“嘀嘀”两声清脆的诺基亚短信提示音突然在寂静的电话亭内响起。赵左右愣了一下，举起手机一看——只见亮起的屏幕上弹出一个浅蓝色信封图标，上面显示着66岁赵了发来的短信息：“你在哪儿？” 仿佛溺水之人抓住了一根浮木，赵左右连忙按下通话键回拨过去。等待接通的间隙，他低头瞥见电话亭防滑花纹铁地板上踩着一张彩色的快餐促销传单——《今天吃啥（11款特惠）》，饥寒交迫的肚子顿时发出一阵响亮的“咕噜”声。</w:t>
               <w:br/>
@@ -1680,21 +1625,10 @@
             </w:tcMar>
           </w:tcPr>
           <w:p>
-            <w:pPr>
-              <w:spacing w:before="40" w:after="40" w:line="341" w:lineRule="auto"/>
-              <w:jc w:val="left"/>
-            </w:pPr>
-            <w:r/>
             <w:r>
-              <w:rPr>
-                <w:rFonts w:ascii="Times New Roman" w:hAnsi="Times New Roman" w:eastAsia="宋体"/>
-                <w:b w:val="0"/>
-                <w:color w:val="191919"/>
-                <w:sz w:val="19"/>
-              </w:rPr>
               <w:t>【出场人物】荀未来、罗爱文、荀未来（自语）</w:t>
               <w:br/>
-              <w:t>【本场戏剧功能与导演调度任务】【三条鱼漫画屋·里间】蓝格布帘半掩的里间内，身穿米白色半拉链连帽卫衣的41岁荀未来盘腿坐在单人木板床上，正神色焦急地举着手机给罗爱文打电话；床边的小书桌台灯下，约莫十岁、身穿棕灰几何提花毛衣的漫画屋算账小孩正气定神闲地趴在桌前写寒假作业。 【风雪街头】身穿纯白色立领羽绒服的16岁……</w:t>
+              <w:t>【本场戏剧功能与导演调度任务】【中点转折与矛盾升级调度】以「内/外　三条鱼漫画屋里间、风雪街头与飞霞路电话亭（多线交叉剪辑） — 夜」为物理容器，聚焦（荀未来、罗爱文、荀未来（自语））的对手戏力场，核心导演任务在于：推进跨时空底层规则与倒计时危机张力。</w:t>
               <w:br/>
               <w:t>【完整剧情推进与动作细节】【三条鱼漫画屋·里间】蓝格布帘半掩的里间内，身穿米白色半拉链连帽卫衣的41岁荀未来盘腿坐在单人木板床上，正神色焦急地举着手机给罗爱文打电话；床边的小书桌台灯下，约莫十岁、身穿棕灰几何提花毛衣的漫画屋算账小孩正气定神闲地趴在桌前写寒假作业。 【风雪街头】身穿纯白色立领羽绒服的16岁罗爱文正站在漫天飞雪的马路边，一边举着手机接听一边焦急地四下张望。 【三条鱼漫画屋门口至街头】荀未来挂断电话，脑海中猛然闪过自己16岁那年因父亲撕书离家出走后引发的一连串连锁苦果，脸色骤变。 荀未来一骨碌从床上跳下，抓起衣架上的卡其色高领厚羽绒服套在身上，一把拉开三条鱼漫画屋的木门冲进漫天风雪的街道，沿着长林市的大街小巷大声呼喊着“赵左右——”。 【飞霞路电话亭】与此同时，和艺北街×飞霞路的公用电话亭内，已经与赵了通完电话的16岁赵左右揣好手机，隔着蒙着白雾与雪花的电话亭玻璃窗，静静仰起头望向夜空中纷扬飘落的雪花，安心等待着“赵爷爷”的到来。</w:t>
               <w:br/>
@@ -1749,21 +1683,10 @@
             <w:shd w:fill="F7FAFC"/>
           </w:tcPr>
           <w:p>
-            <w:pPr>
-              <w:spacing w:before="40" w:after="40" w:line="341" w:lineRule="auto"/>
-              <w:jc w:val="left"/>
-            </w:pPr>
-            <w:r/>
             <w:r>
-              <w:rPr>
-                <w:rFonts w:ascii="Times New Roman" w:hAnsi="Times New Roman" w:eastAsia="宋体"/>
-                <w:b w:val="0"/>
-                <w:color w:val="191919"/>
-                <w:sz w:val="19"/>
-              </w:rPr>
               <w:t>【出场人物】赵了、赵左右</w:t>
               <w:br/>
-              <w:t>【本场戏剧功能与导演调度任务】街角一家通宵营业的市井小面馆里白汽袅袅，弥漫着浓郁的骨汤香气。 身穿暗酒红色连帽防风羽绒大衣、内搭纯白色高领毛衣、头戴黑色棒球帽的66岁赵了与16岁的赵左右面对面坐在靠窗的小木桌旁。赵了抬起手，熟稔而温和地朝面馆老板招呼道。</w:t>
+              <w:t>【本场戏剧功能与导演调度任务】【中点转折与矛盾升级调度】以「内　街角市井面馆 — 夜」为物理容器，聚焦（赵了、赵左右）的对手戏力场，核心导演任务在于：通过生活化微动作与潜台词交锋外化角色心理位移，衔接前后场因果链条。</w:t>
               <w:br/>
               <w:t>【完整剧情推进与动作细节】街角一家通宵营业的市井小面馆里白汽袅袅，弥漫着浓郁的骨汤香气。 身穿暗酒红色连帽防风羽绒大衣、内搭纯白色高领毛衣、头戴黑色棒球帽的66岁赵了与16岁的赵左右面对面坐在靠窗的小木桌旁。赵了抬起手，熟稔而温和地朝面馆老板招呼道。 赵了转过头，目光慈爱地注视着对面脸色苍白的16岁自己，轻声补了一句。 一碗汤色清亮、撒着翠绿香菜叶、热气腾腾的鸡汤豆腐片端上桌面。赵左右握着竹筷，看着眼前热气袅袅的汤碗，眼神里却还带着几分少年人的倔强与戒备。 赵了闻言温和地笑了笑，轻轻摆了摆手。 听到这句毫不说教的承诺，赵左右紧绷了一整晚的肩膀终于彻底松弛下来。他低下头，大口大口地吃着滑嫩滚烫的鸡汤豆腐。一碗鲜美热汤下肚，少年冻僵的身体暖和过来，脸颊也恢复了红润。 赵左右抽出纸巾认真擦了擦嘴，抬起头郑重其事地看着对面的老人。 赵左右好奇地眨了眨眼。</w:t>
               <w:br/>
@@ -1816,21 +1739,10 @@
             </w:tcMar>
           </w:tcPr>
           <w:p>
-            <w:pPr>
-              <w:spacing w:before="40" w:after="40" w:line="341" w:lineRule="auto"/>
-              <w:jc w:val="left"/>
-            </w:pPr>
-            <w:r/>
             <w:r>
-              <w:rPr>
-                <w:rFonts w:ascii="Times New Roman" w:hAnsi="Times New Roman" w:eastAsia="宋体"/>
-                <w:b w:val="0"/>
-                <w:color w:val="191919"/>
-                <w:sz w:val="19"/>
-              </w:rPr>
               <w:t>【出场人物】荀未来、麻辣烫舒老板、罗爱文</w:t>
               <w:br/>
-              <w:t>【本场戏剧功能与导演调度任务】夜色已深，八中后街的十元砂锅麻辣烫店即将打烊。留着山羊胡、身穿深灰蓝色半高领毛衣系深色围裙的麻辣烫舒老板正在柜台前收拾白色塑料菜盒。 店门塑料帘被一把掀开，身穿卡其色厚羽绒服的41岁荀未来急匆匆闯进店里，喘着粗气直奔柜台。</w:t>
+              <w:t>【本场戏剧功能与导演调度任务】【中点转折与矛盾升级调度】以「内/外　八中后街·砂锅麻辣烫店与店外风雪街头 — 夜」为物理容器，聚焦（荀未来、麻辣烫舒老板、罗爱文）的对手戏力场，核心导演任务在于：通过味觉记忆与信物流转编织跨时空纯爱与双生女性救赎。</w:t>
               <w:br/>
               <w:t>【完整剧情推进与动作细节】夜色已深，八中后街的十元砂锅麻辣烫店即将打烊。留着山羊胡、身穿深灰蓝色半高领毛衣系深色围裙的麻辣烫舒老板正在柜台前收拾白色塑料菜盒。 店门塑料帘被一把掀开，身穿卡其色厚羽绒服的41岁荀未来急匆匆闯进店里，喘着粗气直奔柜台。 舒老板停下手里的活儿，抬起头上下打量着神色紧绷的荀未来，警惕地反问。 正在气头上的荀未来想都没想便脱口而出。 舒老板一听这话顿时瞪起眼睛，拍了拍手里的菜盒据理力争。 舒老板眼珠一转，立刻热心地替两个半大孩子打起掩护。 荀未来狐疑地一转头，目光正好落在店堂侧墙悬挂的木框黑板上——只见黑板顶部写着“大胃王挑战赛排行榜”，下方的粉笔字清清楚楚地列着名次：“第一名 王林 十二碗 ｜ 第二名 刘宁 十一碗 ｜ 第三名 丽娜 十碗 ｜ 第四名 黄政杨 ｜ 第五名 孙蕾 八碗 ｜ 第六名 孙艺宁 七碗 ｜ 第七名 徐图图 ｜ 第八名 赵左右 五碗 ｜ 第九名 张宁 四碗 ｜ 第十名 胡雪桐 三碗”。 荀未来指着黑板上的“第七名 徐图图”和“第八名 赵左右 五碗”，转头冲舒老板冷笑一声。</w:t>
               <w:br/>
@@ -1885,21 +1797,10 @@
             <w:shd w:fill="F7FAFC"/>
           </w:tcPr>
           <w:p>
-            <w:pPr>
-              <w:spacing w:before="40" w:after="40" w:line="341" w:lineRule="auto"/>
-              <w:jc w:val="left"/>
-            </w:pPr>
-            <w:r/>
             <w:r>
-              <w:rPr>
-                <w:rFonts w:ascii="Times New Roman" w:hAnsi="Times New Roman" w:eastAsia="宋体"/>
-                <w:b w:val="0"/>
-                <w:color w:val="191919"/>
-                <w:sz w:val="19"/>
-              </w:rPr>
               <w:t>【出场人物】赵了、刘美奕</w:t>
               <w:br/>
-              <w:t>【本场戏剧功能与导演调度任务】长林市中心，高耸气派的星级酒店大楼在夜色中灯火通明，门头上方四个巨大的金色繁体字熠熠生辉——“長林飯店”。 【长林饭店·豪华套房 ↔ 501室赵家客厅】温暖奢华的欧式套房客厅内，水晶吊灯洒下柔和的香槟金色光芒。脱去棒球帽露出满头银发的66岁赵了身穿暗红色防风外套内搭纯白高领毛衣，……</w:t>
+              <w:t>【本场戏剧功能与导演调度任务】【中点转折与矛盾升级调度】以「外/内　长林饭店豪华套房与501室赵家客厅（双空电话交叉剪辑） — 夜」为物理容器，聚焦（赵了、刘美奕）的对手戏力场，核心导演任务在于：深化中国式原生家庭“刀子嘴与避风港”的代际情感共振。</w:t>
               <w:br/>
               <w:t>【完整剧情推进与动作细节】长林市中心，高耸气派的星级酒店大楼在夜色中灯火通明，门头上方四个巨大的金色繁体字熠熠生辉——“長林飯店”。 【长林饭店·豪华套房 ↔ 501室赵家客厅】温暖奢华的欧式套房客厅内，水晶吊灯洒下柔和的香槟金色光芒。脱去棒球帽露出满头银发的66岁赵了身穿暗红色防风外套内搭纯白高领毛衣，正站在落地窗前手持电话，与501室客厅沙发上身穿藏青色开衫内搭浅灰高领毛衣、手握红色座机听筒的母亲刘美奕通电话——这正是刚才荀未来拨打母亲手机提示占线的真正原因。 501室客厅沙发上，刘美奕紧锁了一整晚的眉头终于舒展开来，握着红色座机听筒连声道谢。 听到“投资电影”四个字，501室里的刘美奕眼睛瞬间亮了起来，脸庞焕发出惊喜的光彩。 刘美奕握着红色话筒，语气里透出几分少女般的骄傲与热切。 套房内，66岁的赵了听着电话那头母亲熟悉而充满活力的声音，苍老的眉眼弯起温柔的弧度，轻声应道：“好，一言为定。”</w:t>
               <w:br/>
@@ -1952,21 +1853,10 @@
             </w:tcMar>
           </w:tcPr>
           <w:p>
-            <w:pPr>
-              <w:spacing w:before="40" w:after="40" w:line="341" w:lineRule="auto"/>
-              <w:jc w:val="left"/>
-            </w:pPr>
-            <w:r/>
             <w:r>
-              <w:rPr>
-                <w:rFonts w:ascii="Times New Roman" w:hAnsi="Times New Roman" w:eastAsia="宋体"/>
-                <w:b w:val="0"/>
-                <w:color w:val="191919"/>
-                <w:sz w:val="19"/>
-              </w:rPr>
               <w:t>【出场人物】赵左右、赵了、赵了（内心独白）</w:t>
               <w:br/>
-              <w:t>【本场戏剧功能与导演调度任务】赵了刚挂断电话，套房的木质浴室门便“咔哒”一声推开——刚洗完热水澡、浑身冒着热气的16岁赵左右身穿一件宽大松软的纯白色华夫格酒店浴袍，顶着一头湿漉漉的碎发欢快地冲了出来，一屁股陷进欧式雕花布艺沙发里，兴奋地直拍沙发扶手。 66岁的赵了端着茶杯在雕花茶几对面的单人沙发上坐下，含笑注……</w:t>
+              <w:t>【本场戏剧功能与导演调度任务】【叙事推进与人物关系博弈调度】以「内　长林饭店·豪华套房客厅 — 夜」为物理容器，聚焦（赵左右、赵了、赵了（内心独白））的对手戏力场，核心导演任务在于：通过生活化微动作与潜台词交锋外化角色心理位移，衔接前后场因果链条。</w:t>
               <w:br/>
               <w:t>【完整剧情推进与动作细节】赵了刚挂断电话，套房的木质浴室门便“咔哒”一声推开——刚洗完热水澡、浑身冒着热气的16岁赵左右身穿一件宽大松软的纯白色华夫格酒店浴袍，顶着一头湿漉漉的碎发欢快地冲了出来，一屁股陷进欧式雕花布艺沙发里，兴奋地直拍沙发扶手。 66岁的赵了端着茶杯在雕花茶几对面的单人沙发上坐下，含笑注视着16岁的自己。 赵左右毫不犹豫地使劲点头，手舞足蹈地比划着。 听到16岁的自己意气风发地说出“等我以后挣大钱了，带我妈来享清福”，66岁的赵了脸上的笑容渐渐敛去，深陷的眼窝里泛起跨越半个世纪的沧桑与锥心悔恨。 水晶吊灯温暖的光晕下，赵了静静凝视着沙发上裹着白浴袍的少年，声音低沉而温和地追问了一句。 一提到刚刚撕碎自己杂志的父亲，16岁的赵左右嘴角立刻撇了下去，赌气地把头扭向一边。 66岁的赵了双手交握在膝前，目光慈悲而凝重地看着16岁的自己，轻声吐出九个字。 赵左右怔了一下，似懂非懂地看着神色肃穆的赵爷爷，缓缓低下了头。</w:t>
               <w:br/>
@@ -2021,21 +1911,10 @@
             <w:shd w:fill="F7FAFC"/>
           </w:tcPr>
           <w:p>
-            <w:pPr>
-              <w:spacing w:before="40" w:after="40" w:line="341" w:lineRule="auto"/>
-              <w:jc w:val="left"/>
-            </w:pPr>
-            <w:r/>
             <w:r>
-              <w:rPr>
-                <w:rFonts w:ascii="Times New Roman" w:hAnsi="Times New Roman" w:eastAsia="宋体"/>
-                <w:b w:val="0"/>
-                <w:color w:val="191919"/>
-                <w:sz w:val="19"/>
-              </w:rPr>
               <w:t>【出场人物】荀未来（自语）</w:t>
               <w:br/>
-              <w:t>【本场戏剧功能与导演调度任务】2008年1月31日（周四）清晨。身穿卡其色厚羽绒服、戴着黑色毛线手套的41岁荀未来急匆匆爬上福慧家园6栋五楼的水泥楼梯间。 荀未来先凑到501室绿色防盗铁门前侧耳倾听，又转过身打量对门紧闭的502室房门，神色愈发凝重。</w:t>
+              <w:t>【本场戏剧功能与导演调度任务】【叙事推进与人物关系博弈调度】以「内　福慧家园6栋五楼·501与502室门外楼梯间 — 日」为物理容器，聚焦（荀未来（自语））的对手戏力场，核心导演任务在于：深化中国式原生家庭“刀子嘴与避风港”的代际情感共振；通过味觉记忆与信物流转编织跨时空纯爱与双生女性救赎。</w:t>
               <w:br/>
               <w:t>【完整剧情推进与动作细节】2008年1月31日（周四）清晨。身穿卡其色厚羽绒服、戴着黑色毛线手套的41岁荀未来急匆匆爬上福慧家园6栋五楼的水泥楼梯间。 荀未来先凑到501室绿色防盗铁门前侧耳倾听，又转过身打量对门紧闭的502室房门，神色愈发凝重。 荀未来一咬牙，转身快步跑下楼梯。</w:t>
               <w:br/>
@@ -2088,21 +1967,10 @@
             </w:tcMar>
           </w:tcPr>
           <w:p>
-            <w:pPr>
-              <w:spacing w:before="40" w:after="40" w:line="341" w:lineRule="auto"/>
-              <w:jc w:val="left"/>
-            </w:pPr>
-            <w:r/>
             <w:r>
-              <w:rPr>
-                <w:rFonts w:ascii="Times New Roman" w:hAnsi="Times New Roman" w:eastAsia="宋体"/>
-                <w:b w:val="0"/>
-                <w:color w:val="191919"/>
-                <w:sz w:val="19"/>
-              </w:rPr>
               <w:t>【出场人物】赵左右、赵了</w:t>
               <w:br/>
-              <w:t>【本场戏剧功能与导演调度任务】与此同时，长林市中心的室内电玩城内霓虹闪烁、人声鼎沸。 66岁的赵了换上了一身帅气利落的黑色翻领皮夹克，内搭挺括白衬衫并系着一条黑色窄领带，头戴黑色棒球帽，正坐在街机赛车驾驶座上，一脚重重踩下金属油门踏板，熟练地转动方向盘与身旁的16岁赵左右飙车竞速！</w:t>
+              <w:t>【本场戏剧功能与导演调度任务】【叙事推进与人物关系博弈调度】以「内　长林市室内电玩城 — 日」为物理容器，聚焦（赵左右、赵了）的对手戏力场，核心导演任务在于：通过生活化微动作与潜台词交锋外化角色心理位移，衔接前后场因果链条。</w:t>
               <w:br/>
               <w:t>【完整剧情推进与动作细节】与此同时，长林市中心的室内电玩城内霓虹闪烁、人声鼎沸。 66岁的赵了换上了一身帅气利落的黑色翻领皮夹克，内搭挺括白衬衫并系着一条黑色窄领带，头戴黑色棒球帽，正坐在街机赛车驾驶座上，一脚重重踩下金属油门踏板，熟练地转动方向盘与身旁的16岁赵左右飙车竞速！ 紧接着，一老一少并肩站在双人街机投篮机前，脱去羽绒服外套的赵左右与身穿黑皮衣系黑领带的赵了左右开弓，一颗颗篮球如连珠炮般精准空心入网！ 投篮机下方的出票口源源不断地吐出长龙般的彩色连张兑奖彩票，转眼间便装满了整整一黄色塑料购物篮。赵了摘下头上的黑色棒球帽擦了擦额头的汗水，哈哈大笑着提起那满满一篮兑奖彩票塞进赵左右怀里。</w:t>
               <w:br/>
@@ -2157,21 +2025,10 @@
             <w:shd w:fill="F7FAFC"/>
           </w:tcPr>
           <w:p>
-            <w:pPr>
-              <w:spacing w:before="40" w:after="40" w:line="341" w:lineRule="auto"/>
-              <w:jc w:val="left"/>
-            </w:pPr>
-            <w:r/>
             <w:r>
-              <w:rPr>
-                <w:rFonts w:ascii="Times New Roman" w:hAnsi="Times New Roman" w:eastAsia="宋体"/>
-                <w:b w:val="0"/>
-                <w:color w:val="191919"/>
-                <w:sz w:val="19"/>
-              </w:rPr>
               <w:t>【出场人物】漫画屋算账小孩、赵左右、荀未来、罗爱文</w:t>
               <w:br/>
-              <w:t>【本场戏剧功能与导演调度任务】三条鱼漫画屋里间书桌前，身穿棕灰几何提花毛衣的十岁算账小孩正一边低头握着圆珠笔在账本上写写算算，一边头也不抬地对在屋里来回踱步的荀未来冒出一句金句。 算账小孩话音刚落，漫画屋一楼的玻璃木门便被“哐当”一声推开——身穿灰蓝色羽绒服的16岁赵左右满面春风、昂首挺胸地走了进来，双手高高……</w:t>
+              <w:t>【本场戏剧功能与导演调度任务】【叙事推进与人物关系博弈调度】以「内　三条鱼漫画屋·里间账桌与一楼阅读区 — 日」为物理容器，聚焦（漫画屋算账小孩、赵左右、荀未来、罗爱文）的对手戏力场，核心导演任务在于：通过生活化微动作与潜台词交锋外化角色心理位移，衔接前后场因果链条。</w:t>
               <w:br/>
               <w:t>【完整剧情推进与动作细节】三条鱼漫画屋里间书桌前，身穿棕灰几何提花毛衣的十岁算账小孩正一边低头握着圆珠笔在账本上写写算算，一边头也不抬地对在屋里来回踱步的荀未来冒出一句金句。 算账小孩话音刚落，漫画屋一楼的玻璃木门便被“哐当”一声推开——身穿灰蓝色羽绒服的16岁赵左右满面春风、昂首挺胸地走了进来，双手高高举着两个红白相间的肯德基全家桶！ 脱去羽绒服、身穿鲜亮翠绿色高领纯色针织毛衣的41岁荀未来听到声音，一个箭步从里间冲了出来，张开双臂一把将16岁的赵左右死死搂进怀里！ 赵左右手里还提着全家桶，被荀未来勒得喘不上气，直翻白眼拍打他的后背。 一旁身穿浅灰拼深灰拉链运动外套（左胸印有“FANS RECENT”字样）的死党罗爱文早就双眼放光地凑了上来，伸手从全家桶里抓出一只金黄酥脆的原味炸鸡腿，大口啃得满嘴流油。 赵左右好不容易从荀未来怀里挣脱出来，把两个全家桶放在书架旁的桌面上，得意洋洋地扬起下巴。 一听到“赵爷爷”三个字，荀未来的脸色瞬间沉了下来，苦口婆心地劝道。 正啃着鸡腿的罗爱文连忙举着鸡腿凑过来帮腔。</w:t>
               <w:br/>
@@ -2224,21 +2081,10 @@
             </w:tcMar>
           </w:tcPr>
           <w:p>
-            <w:pPr>
-              <w:spacing w:before="40" w:after="40" w:line="341" w:lineRule="auto"/>
-              <w:jc w:val="left"/>
-            </w:pPr>
-            <w:r/>
             <w:r>
-              <w:rPr>
-                <w:rFonts w:ascii="Times New Roman" w:hAnsi="Times New Roman" w:eastAsia="宋体"/>
-                <w:b w:val="0"/>
-                <w:color w:val="191919"/>
-                <w:sz w:val="19"/>
-              </w:rPr>
               <w:t>【出场人物】荀未来、赵东来、荀未来（内心独白）</w:t>
               <w:br/>
-              <w:t>【本场戏剧功能与导演调度任务】夜色深沉，福慧家园老式家属院内积雪皑皑，昏黄的街灯在雪地上洒下一片孤寂的暖光。 身穿军绿色连帽长款羽绒派克大衣（内搭翠绿色高领毛衣）的41岁荀未来骑着二八自行车驶入家属院。他支好自行车正准备走进6栋单元门上楼，脚步却猛然停住了——</w:t>
+              <w:t>【本场戏剧功能与导演调度任务】【叙事推进与人物关系博弈调度】以「外　福慧家园老式家属院·单元门外红扶手水泥台阶 — 夜」为物理容器，聚焦（荀未来、赵东来、荀未来（内心独白））的对手戏力场，核心导演任务在于：强化“雪人”核心精神图腾与宿命微镜像呼应；引爆学业分科抉择、少年良知与同窗义气冲突；深化中国式原生家庭“刀子嘴与避风港”的代际情感共振。</w:t>
               <w:br/>
               <w:t>【完整剧情推进与动作细节】夜色深沉，福慧家园老式家属院内积雪皑皑，昏黄的街灯在雪地上洒下一片孤寂的暖光。 身穿军绿色连帽长款羽绒派克大衣（内搭翠绿色高领毛衣）的41岁荀未来骑着二八自行车驶入家属院。他支好自行车正准备走进6栋单元门上楼，脚步却猛然停住了—— 只见单元门外冰冷的水泥台阶上（两侧立着鲜红色的圆管铁扶手），身穿黑色连帽羽绒服的父亲赵东来正独自一人缩坐着，手里拎着半瓶绿瓶二锅头白酒，一口接一口地仰头喝着闷酒。 荀未来怔怔地望着父亲孤单萧索的背影，放轻脚步走上水泥台阶，在父亲身旁并肩坐了下来。 赵东来醉眼朦胧地转头看了他一眼，有气无力地摆了摆手。 荀未来没有走，而是伸手接过赵东来手里的绿瓶二锅头，仰头灌了一大口辛辣的烈酒，呛得眉头微皱，随后顺着父亲的脾气开口试探。 一提撕书的事，赵东来立刻梗起脖子，借着酒劲大声嘴硬。 赵东来一口气吼完，转过头瞪着刚喝了一口白酒的荀未来，拿回酒瓶。</w:t>
               <w:br/>
@@ -2358,21 +2204,10 @@
             </w:tcMar>
           </w:tcPr>
           <w:p>
-            <w:pPr>
-              <w:spacing w:before="40" w:after="40" w:line="341" w:lineRule="auto"/>
-              <w:jc w:val="left"/>
-            </w:pPr>
-            <w:r/>
             <w:r>
-              <w:rPr>
-                <w:rFonts w:ascii="Times New Roman" w:hAnsi="Times New Roman" w:eastAsia="宋体"/>
-                <w:b w:val="0"/>
-                <w:color w:val="191919"/>
-                <w:sz w:val="19"/>
-              </w:rPr>
               <w:t>【出场人物】赵了、刘美奕</w:t>
               <w:br/>
-              <w:t>【本场戏剧功能与导演调度任务】【长林饭店·豪华套房】夜深人静，16岁的赵左右正四仰八叉地躺在宽大松软的酒店大床上呼呼大睡。身穿黑色皮夹克、白衬衫系黑领带的66岁赵了看了一眼熟睡的少年，轻手轻脚地走到套房门廊处，按下接听键将手机贴在耳边。 【501室赵家餐厅】身穿米白色圆领排扣毛衣的刘美奕站在餐桌旁，回头看了一……</w:t>
+              <w:t>【本场戏剧功能与导演调度任务】【叙事推进与人物关系博弈调度】以「内　长林饭店豪华套房与501室赵家餐厅（交叉剪辑） — 夜」为物理容器，聚焦（赵了、刘美奕）的对手戏力场，核心导演任务在于：深化中国式原生家庭“刀子嘴与避风港”的代际情感共振；利用跨时空媒介错位与同源生理本能推进身份掉马与主体性宣战。</w:t>
               <w:br/>
               <w:t>【完整剧情推进与动作细节】【长林饭店·豪华套房】夜深人静，16岁的赵左右正四仰八叉地躺在宽大松软的酒店大床上呼呼大睡。身穿黑色皮夹克、白衬衫系黑领带的66岁赵了看了一眼熟睡的少年，轻手轻脚地走到套房门廊处，按下接听键将手机贴在耳边。 【501室赵家餐厅】身穿米白色圆领排扣毛衣的刘美奕站在餐桌旁，回头看了一眼客厅沙发上已经酒醒悔悟的赵东来，对着手机柔声恳求道。 【长林饭店·豪华套房】赵了靠在深色木门框旁，苍老的眼底浮起一抹欣慰与释然。</w:t>
               <w:br/>
@@ -2427,21 +2262,10 @@
             <w:shd w:fill="F7FAFC"/>
           </w:tcPr>
           <w:p>
-            <w:pPr>
-              <w:spacing w:before="40" w:after="40" w:line="341" w:lineRule="auto"/>
-              <w:jc w:val="left"/>
-            </w:pPr>
-            <w:r/>
             <w:r>
-              <w:rPr>
-                <w:rFonts w:ascii="Times New Roman" w:hAnsi="Times New Roman" w:eastAsia="宋体"/>
-                <w:b w:val="0"/>
-                <w:color w:val="191919"/>
-                <w:sz w:val="19"/>
-              </w:rPr>
               <w:t>【出场人物】赵左右、赵了</w:t>
               <w:br/>
-              <w:t>【本场戏剧功能与导演调度任务】次日白昼，阳光映照着福慧家园家属院洁白的积雪。一辆红银配色的出租车（TAXI）缓缓驶入院落，停在院子中央并排伫立的三个雪人旁。 车门打开，身穿浅灰色连帽开衫卫衣（内搭白衬衫与黑色窄领带、头戴黑色英文刺绣棒球帽）的66岁赵了与身穿灰蓝色羽绒服、背着双肩书包的16岁赵左右一同走下出租……</w:t>
+              <w:t>【本场戏剧功能与导演调度任务】【片尾断章/高潮尾钩（Cliffhanger）调度】以「外　福慧家园老式家属院·“三个雪人”院落 — 日」为物理容器，聚焦（赵左右、赵了）的对手戏力场，核心导演任务在于：强化“雪人”核心精神图腾与宿命微镜像呼应；深化中国式原生家庭“刀子嘴与避风港”的代际情感共振。</w:t>
               <w:br/>
               <w:t>【完整剧情推进与动作细节】次日白昼，阳光映照着福慧家园家属院洁白的积雪。一辆红银配色的出租车（TAXI）缓缓驶入院落，停在院子中央并排伫立的三个雪人旁。 车门打开，身穿浅灰色连帽开衫卫衣（内搭白衬衫与黑色窄领带、头戴黑色英文刺绣棒球帽）的66岁赵了与身穿灰蓝色羽绒服、背着双肩书包的16岁赵左右一同走下出租车。 出租车驶离后，赵左右站在雪地里，满脸不舍地拉住赵了的衣袖。 赵了温和地拍了拍16岁少年的肩膀，朝6栋五楼的方向努了努嘴。 一听要回501室面对父亲，16岁的赵左右顿时委屈地皱起眉头，腮帮子鼓了起来。 66岁的赵了收敛笑意，双手轻轻按在16岁自己的双肩上，目光深邃而郑重地注视着少年的眼睛。 说完，赵了冲少年温和地点了点头，转身缓步走出家属院。 16岁的赵左右独自站在三个雪人旁，抬头望了望五楼自家的窗户，少年人薄薄的面皮终究还是抹不开面子，犹豫片刻后一跺脚，转身朝院外自己的秘密基地——三条鱼漫画屋跑去。</w:t>
               <w:br/>
@@ -2494,21 +2318,10 @@
             </w:tcMar>
           </w:tcPr>
           <w:p>
-            <w:pPr>
-              <w:spacing w:before="40" w:after="40" w:line="341" w:lineRule="auto"/>
-              <w:jc w:val="left"/>
-            </w:pPr>
-            <w:r/>
             <w:r>
-              <w:rPr>
-                <w:rFonts w:ascii="Times New Roman" w:hAnsi="Times New Roman" w:eastAsia="宋体"/>
-                <w:b w:val="0"/>
-                <w:color w:val="191919"/>
-                <w:sz w:val="19"/>
-              </w:rPr>
               <w:t>【出场人物】荀未来、赵左右、赵了、房产中介（电话音）</w:t>
               <w:br/>
-              <w:t>【本场戏剧功能与导演调度任务】春秋路178号“三条鱼漫画屋”门口，身穿藏青色圆领卫衣（左胸印有白色圆形小徽标、内露白T恤领边）的41岁荀未来正单手端着一只白底蓝边的老式搪瓷茶缸，斜倚在木门框上晒太阳，活脱脱一副“漫画屋掌柜”的派头。 看到背着双肩包的赵左右垂头丧气地走到门口，荀未来晃了晃手里的搪瓷茶缸，眉飞色……</w:t>
+              <w:t>【本场戏剧功能与导演调度任务】【片尾断章/高潮尾钩（Cliffhanger）调度】以「外/内　三条鱼漫画屋门口与斜对面街角小广告墙（平行剪辑） — 日」为物理容器，聚焦（荀未来、赵左右、赵了、房产中介（电话音））的对手戏力场，核心导演任务在于：深化中国式原生家庭“刀子嘴与避风港”的代际情感共振；利用跨时空媒介错位与同源生理本能推进身份掉马与主体性宣战。</w:t>
               <w:br/>
               <w:t>【完整剧情推进与动作细节】春秋路178号“三条鱼漫画屋”门口，身穿藏青色圆领卫衣（左胸印有白色圆形小徽标、内露白T恤领边）的41岁荀未来正单手端着一只白底蓝边的老式搪瓷茶缸，斜倚在木门框上晒太阳，活脱脱一副“漫画屋掌柜”的派头。 看到背着双肩包的赵左右垂头丧气地走到门口，荀未来晃了晃手里的搪瓷茶缸，眉飞色舞地打趣道。 赵左右不好意思地摸了摸鼻子，小声开口。 荀未来哈哈一笑，大方地侧过身让开漫画屋大门，用力拍了拍赵左右的肩膀。 荀未来志得意满地揽着16岁的赵左右走进三条鱼漫画屋，自以为在这场“避风港争夺战”中笑到了最后。 就在此时，镜头向斜对面横移推进至街角的一面水泥墙前——墙面上密密麻麻地贴着“上门理发”、“83·招聘”等市井小广告。身穿浅灰色连帽开衫卫衣配白衬衫黑领带、头戴黑色刺绣棒球帽的66岁赵了正静静站在街角，左手捧着一杯插有吸管的透明塑料杯珍珠奶茶，右手举着黑色翻盖手机贴在耳边。 赵了抬起眼帘，隔着街道望向不远处那间挂着“三条鱼漫画屋”招牌的铺面，语气平静却带着不容置疑的资本压迫感，淡淡吐出五个字。 赵了合上手机翻盖，低头从容地吸了一口珍珠奶茶，转身消失在长林市冬日熙攘的街角。</w:t>
               <w:br/>

--- a/01_《三人行》全24集全流程标杆成品库/03_剧作结构、悬念节奏与视听解码/EP04_《三人行》第四集《避风港争夺战》剧作结构、悬念节奏与视听解码.docx
+++ b/01_《三人行》全24集全流程标杆成品库/03_剧作结构、悬念节奏与视听解码/EP04_《三人行》第四集《避风港争夺战》剧作结构、悬念节奏与视听解码.docx
@@ -76,7 +76,7 @@
           <w:color w:val="141414"/>
           <w:sz w:val="21"/>
         </w:rPr>
-        <w:t>• 第一重交锋——少年的纯粹赤子之心 vs 中年的功利“向上社交”（第4-5场漫画屋致信刘慈欣）：16岁的赵左右怀着最纯粹的崇拜给刘慈欣手写长信（期盼读到2008年初尚未发表的《三体Ⅱ》），而41岁的荀未来却下意识搬出油腻的中年职场厚黑学——“走亲戚根本没有用，‘向上社交’才是最重要的，把他们变成你未来的资源”。少年死死护住信纸那句“我就是单纯地写信表达一下我的崇拜！不用你管，我自己写！”，精准呼应了主创“剥离成年人功利算计、守护少年本真热爱”的核心公理。</w:t>
+        <w:t>• 第一重交锋——少年的纯粹赤子之心 vs 中年的功利“向上社交”（漫画屋致信刘慈欣）：16岁的赵左右怀着最纯粹的崇拜给刘慈欣手写长信（期盼读到2008年初尚未发表的《三体Ⅱ》），而41岁的荀未来却下意识搬出油腻的中年职场厚黑学——“走亲戚根本没有用，‘向上社交’才是最重要的，把他们变成你未来的资源”。少年死死护住信纸那句“我就是单纯地写信表达一下我的崇拜！不用你管，我自己写！”，精准呼应了主创“剥离成年人功利算计、守护少年本真热爱”的核心公理。</w:t>
       </w:r>
     </w:p>
     <w:p>
@@ -124,7 +124,7 @@
           <w:color w:val="141414"/>
           <w:sz w:val="21"/>
         </w:rPr>
-        <w:t>• 第三重回响——66岁老年的“子欲养而亲不待”与资本降维打击（第4-12至4-13场 ＆ 第4-21场）：66岁的赵了先用一碗不加辣的热鸡汤豆腐面（低血糖记忆）和星级“長林飯店”豪华套房给了16岁自己最温柔的庇护，并在少年立誓“等以后挣大钱了带妈来享清福”时，含泪道出全集最催泪的老年视角箴言：“五十年前的我想离家而去，如今我功成名就，却再也回不去那个家……不需要等挣大钱，孝顺，要趁早。” 而在片尾，当荀未来以为自己靠“三条鱼漫画屋”赢下避风港争夺战时，赵了在街角捧着珍珠奶茶一通电话直接向中介买断「春秋路178号」漫画屋产权，完成了幽默而霸气的终极反转！</w:t>
+        <w:t>• 第三重回响——66岁老年的“子欲养而亲不待”与资本降维打击：66岁的赵了先用一碗不加辣的热鸡汤豆腐面（低血糖记忆）和星级“長林飯店”豪华套房给了16岁自己最温柔的庇护，并在少年立誓“等以后挣大钱了带妈来享清福”时，含泪道出全集最催泪的老年视角箴言：“五十年前的我想离家而去，如今我功成名就，却再也回不去那个家……不需要等挣大钱，孝顺，要趁早。” 而在片尾，当荀未来以为自己靠“三条鱼漫画屋”赢下避风港争夺战时，赵了在街角捧着珍珠奶茶一通电话直接向中介买断「春秋路178号」漫画屋产权，完成了幽默而霸气的终极反转！</w:t>
       </w:r>
     </w:p>
     <w:p>
@@ -156,7 +156,7 @@
           <w:color w:val="141414"/>
           <w:sz w:val="21"/>
         </w:rPr>
-        <w:t>• “父亲私底下无声而浪漫的道歉”：本集第4-17场6栋单元门外红扶手水泥台阶夜话，将中国式父子关系写到了极致。白天在客厅里暴怒撕碎儿子《小知音》与手稿的严父赵东来，夜里却在大雪纷飞的寒冬里翻遍了十几个垃圾桶去寻找儿子被扫雪车清理掉的碎稿，双手冻得通红发黑，坐在冰冷的水泥台阶上握着啤酒罐掩面痛哭：“我儿子写的东西呀，被扫雪的给清理了……我找了十几个垃圾桶了，我找不着了……” 这一刻，不仅屏幕外的观众热泪盈眶，连原本想利用父亲去镇压少年的41岁荀未来都被彻底击穿防线，促成了父子破冰的第一步。</w:t>
+        <w:t>• “父亲私底下无声而浪漫的道歉”：本集6栋单元门外红扶手水泥台阶夜话，将中国式父子关系写到了极致。白天在客厅里暴怒撕碎儿子《小知音》与手稿的严父赵东来，夜里却在大雪纷飞的寒冬里翻遍了十几个垃圾桶去寻找儿子被扫雪车清理掉的碎稿，双手冻得通红发黑，坐在冰冷的水泥台阶上握着啤酒罐掩面痛哭：“我儿子写的东西呀，被扫雪的给清理了……我找了十几个垃圾桶了，我找不着了……” 这一刻，不仅屏幕外的观众热泪盈眶，连原本想利用父亲去镇压少年的41岁荀未来都被彻底击穿防线，促成了父子破冰的第一步。</w:t>
       </w:r>
     </w:p>
     <w:p>
@@ -219,7 +219,7 @@
           <w:color w:val="141414"/>
           <w:sz w:val="21"/>
         </w:rPr>
-        <w:t>• 身体记忆与生理特征同源法则（第4-10场）：第4-10场（16:48）66岁赵了在面馆脱口吩咐老板：加一碗那个鸡汤豆腐，不要加辣啊！你有低血糖，不能饿着。 与EP01/EP02赵左右低血糖晕倒、EP03左额月牙旧疤一脉相承，66岁的赵了凭自身生理记忆精准照顾16岁的自己。</w:t>
+        <w:t>• 身体记忆与生理特征同源法则：（16:48）66岁赵了在面馆脱口吩咐老板：加一碗那个鸡汤豆腐，不要加辣啊！你有低血糖，不能饿着。 与EP01/EP02赵左右低血糖晕倒、EP03左额月牙旧疤一脉相承，66岁的赵了凭自身生理记忆精准照顾16岁的自己。</w:t>
       </w:r>
     </w:p>
     <w:p>
@@ -235,7 +235,7 @@
           <w:color w:val="141414"/>
           <w:sz w:val="21"/>
         </w:rPr>
-        <w:t>• “徐图图＝舒图”改名信息差盲区（第4-11场）：第4-11场（19:59）荀未来在麻辣烫店黑板上看到第七名 徐图图 ｜ 第八名 赵左右 五碗，狐疑质问舒老板：徐图图？这名字怎么听也不像个小伙子呀！ 实证41岁荀未来虽在EP03结尾听赵了提过“徐图图。舒图”，但在麻辣烫店看到黑板时仍未将“徐图图”与自己未来的妻子“舒图”完全画上等号，为后续真相揭晓埋设伏笔。</w:t>
+        <w:t>• “徐图图＝舒图”改名信息差盲区：（19:59）荀未来在麻辣烫店黑板上看到第七名 徐图图 ｜ 第八名 赵左右 五碗，狐疑质问舒老板：徐图图？这名字怎么听也不像个小伙子呀！ 实证41岁荀未来虽在EP03结尾听赵了提过“徐图图。舒图”，但在麻辣烫店看到黑板时仍未将“徐图图”与自己未来的妻子“舒图”完全画上等号，为后续真相揭晓埋设伏笔。</w:t>
       </w:r>
     </w:p>
     <w:p>
@@ -251,7 +251,7 @@
           <w:color w:val="141414"/>
           <w:sz w:val="21"/>
         </w:rPr>
-        <w:t>• 历史记忆锚点修正——刘美奕签字与赵父翻十几个垃圾桶（第4-7、4-17场）：① 09:55 刘美奕坦白改文科，是我给他签的字！； ② 36:20 赵东来哭诉我找了十几个垃圾桶了，我怎么都找不着了！；荀未来OS：那是我第一次知道，原来当年，我爸并不是不在乎。 证明16岁视角下的记忆存在巨大盲区：少年以为母亲没管、父亲冷血绝情，直到41岁重返2008年才补全当年父母在背后的付出与悔恨。</w:t>
+        <w:t>• 历史记忆锚点修正——刘美奕签字与赵父翻十几个垃圾桶：① 09:55 刘美奕坦白改文科，是我给他签的字！； ② 36:20 赵东来哭诉我找了十几个垃圾桶了，我怎么都找不着了！；荀未来OS：那是我第一次知道，原来当年，我爸并不是不在乎。 证明16岁视角下的记忆存在巨大盲区：少年以为母亲没管、父亲冷血绝情，直到41岁重返2008年才补全当年父母在背后的付出与悔恨。</w:t>
       </w:r>
     </w:p>
     <w:p>
@@ -267,7 +267,7 @@
           <w:color w:val="141414"/>
           <w:sz w:val="21"/>
         </w:rPr>
-        <w:t>• “纠缠量子”台词彩蛋与三代博弈升级（第4-16场）：第4-16场（28:52）漫画屋十岁算账小孩头也不抬地说：能感应到对方的位置，看来你们是一对纠缠量子。 借神童之口幽默点破16岁赵左右、41岁荀未来与66岁赵了三人之间跨越50年的“量子纠缠”共生关系。</w:t>
+        <w:t>• “纠缠量子”台词彩蛋与三代博弈升级：（28:52）漫画屋十岁算账小孩头也不抬地说：能感应到对方的位置，看来你们是一对纠缠量子。 借神童之口幽默点破16岁赵左右、41岁荀未来与66岁赵了三人之间跨越50年的“量子纠缠”共生关系。</w:t>
       </w:r>
     </w:p>
     <w:tbl>
@@ -346,8 +346,6 @@
                 <w:b/>
               </w:rPr>
               <w:t>被撕碎抛下五楼的《小知音》碎稿</w:t>
-              <w:br/>
-              <w:t>（4-6至4-8场）</w:t>
             </w:r>
           </w:p>
         </w:tc>
@@ -398,8 +396,6 @@
                 <w:b/>
               </w:rPr>
               <w:t>不加辣鸡汤豆腐面与总统套房房卡</w:t>
-              <w:br/>
-              <w:t>（4-10至4-14场）</w:t>
             </w:r>
           </w:p>
         </w:tc>
@@ -450,8 +446,6 @@
                 <w:b/>
               </w:rPr>
               <w:t>麻辣烫店黑板排名榜</w:t>
-              <w:br/>
-              <w:t>（4-11场）</w:t>
             </w:r>
           </w:p>
         </w:tc>
@@ -502,8 +496,6 @@
                 <w:b/>
               </w:rPr>
               <w:t>赵东来冻裂发黑的双手与二锅头扁酒瓶</w:t>
-              <w:br/>
-              <w:t>（4-17场）</w:t>
             </w:r>
           </w:p>
         </w:tc>
@@ -554,8 +546,6 @@
                 <w:b/>
               </w:rPr>
               <w:t>春秋路178号三条鱼漫画屋产权电话</w:t>
-              <w:br/>
-              <w:t>（4-20至4-22场）</w:t>
             </w:r>
           </w:p>
         </w:tc>
@@ -975,17 +965,17 @@
                 <w:color w:val="191919"/>
                 <w:sz w:val="19"/>
               </w:rPr>
-              <w:t>• 冷开场（4-1至4-4）：大胃王赛后小赵与徐图图雪夜同行；荀未来与赵了在烧烤摊首次正面交锋，揭开三代生理同源法则；</w:t>
+              <w:t>• 冷开场：大胃王赛后小赵与徐图图雪夜同行；荀未来与赵了在烧烤摊首次正面交锋，揭开三代生理同源法则；</w:t>
               <w:br/>
-              <w:t>• 第一幕（4-5至4-7）：小赵在漫画屋给刘慈欣写信拒斥功利社交；501室赵东来发现儿子改报文科，暴怒撕碎《小知音》抛下五楼窗外，刘美奕平静坦白“改文科是我签的字”；</w:t>
+              <w:t>• 第一幕：小赵在漫画屋给刘慈欣写信拒斥功利社交；501室赵东来发现儿子改报文科，暴怒撕碎《小知音》抛下五楼窗外，刘美奕平静坦白“改文科是我签的字”；</w:t>
               <w:br/>
-              <w:t>• 第二幕（4-8至4-11）：小赵冲下楼在雪地疯扒碎纸致十指流血、离家出走；荀未来在网吧找到小赵带回漫画屋；</w:t>
+              <w:t>• 第二幕：小赵冲下楼在雪地疯扒碎纸致十指流血、离家出走；荀未来在网吧找到小赵带回漫画屋；</w:t>
               <w:br/>
-              <w:t>• 第三幕（4-12至4-16）：66岁赵了接走小赵吃不加辣鸡汤豆腐面、入住长林饭店总统套房、去电玩城投篮，含泪感叹“孝顺要趁早”；漫画屋10岁算账小孩吐槽“纠缠量子”；</w:t>
+              <w:t>• 第三幕：66岁赵了接走小赵吃不加辣鸡汤豆腐面、入住长林饭店总统套房、去电玩城投篮，含泪感叹“孝顺要趁早”；漫画屋10岁算账小孩吐槽“纠缠量子”；</w:t>
               <w:br/>
-              <w:t>• 第四幕（4-17至4-19）：全集最高泪点——赵东来半夜翻遍十几个垃圾桶找回碎纸片，坐在水泥台阶上向陪喝二锅头的荀未来伸出冻裂发黑的双手嚎啕痛哭；</w:t>
+              <w:t>• 第四幕：全集最高泪点——赵东来半夜翻遍十几个垃圾桶找回碎纸片，坐在水泥台阶上向陪喝二锅头的荀未来伸出冻裂发黑的双手嚎啕痛哭；</w:t>
               <w:br/>
-              <w:t>• 第五幕尾钩（4-20至4-22）：赵了在总统套房外一通电话直接买断三条鱼漫画屋产权，向荀未来宣告资本与阅历的绝对压制！</w:t>
+              <w:t>• 第五幕尾钩：赵了在总统套房外一通电话直接买断三条鱼漫画屋产权，向荀未来宣告资本与阅历的绝对压制！</w:t>
             </w:r>
           </w:p>
         </w:tc>

--- a/01_《三人行》全24集全流程标杆成品库/03_剧作结构、悬念节奏与视听解码/EP04_《三人行》第四集《避风港争夺战》剧作结构、悬念节奏与视听解码.docx
+++ b/01_《三人行》全24集全流程标杆成品库/03_剧作结构、悬念节奏与视听解码/EP04_《三人行》第四集《避风港争夺战》剧作结构、悬念节奏与视听解码.docx
@@ -715,9 +715,7 @@
         </w:tc>
       </w:tr>
       <w:tr>
-        <w:trPr>
-          <w:cantSplit/>
-        </w:trPr>
+        <w:trPr/>
         <w:tc>
           <w:tcPr>
             <w:tcW w:type="dxa" w:w="2808"/>
@@ -778,9 +776,7 @@
         </w:tc>
       </w:tr>
       <w:tr>
-        <w:trPr>
-          <w:cantSplit/>
-        </w:trPr>
+        <w:trPr/>
         <w:tc>
           <w:tcPr>
             <w:tcW w:type="dxa" w:w="2808"/>
@@ -843,9 +839,7 @@
         </w:tc>
       </w:tr>
       <w:tr>
-        <w:trPr>
-          <w:cantSplit/>
-        </w:trPr>
+        <w:trPr/>
         <w:tc>
           <w:tcPr>
             <w:tcW w:type="dxa" w:w="2808"/>
@@ -906,9 +900,7 @@
         </w:tc>
       </w:tr>
       <w:tr>
-        <w:trPr>
-          <w:cantSplit/>
-        </w:trPr>
+        <w:trPr/>
         <w:tc>
           <w:tcPr>
             <w:tcW w:type="dxa" w:w="2808"/>
@@ -1089,9 +1081,7 @@
         </w:tc>
       </w:tr>
       <w:tr>
-        <w:trPr>
-          <w:cantSplit/>
-        </w:trPr>
+        <w:trPr/>
         <w:tc>
           <w:tcPr>
             <w:tcW w:type="dxa" w:w="2880"/>
@@ -1145,9 +1135,7 @@
         </w:tc>
       </w:tr>
       <w:tr>
-        <w:trPr>
-          <w:cantSplit/>
-        </w:trPr>
+        <w:trPr/>
         <w:tc>
           <w:tcPr>
             <w:tcW w:type="dxa" w:w="2880"/>
@@ -1203,9 +1191,7 @@
         </w:tc>
       </w:tr>
       <w:tr>
-        <w:trPr>
-          <w:cantSplit/>
-        </w:trPr>
+        <w:trPr/>
         <w:tc>
           <w:tcPr>
             <w:tcW w:type="dxa" w:w="2880"/>
@@ -1268,9 +1254,7 @@
         </w:tc>
       </w:tr>
       <w:tr>
-        <w:trPr>
-          <w:cantSplit/>
-        </w:trPr>
+        <w:trPr/>
         <w:tc>
           <w:tcPr>
             <w:tcW w:type="dxa" w:w="2880"/>
@@ -1335,9 +1319,7 @@
         </w:tc>
       </w:tr>
       <w:tr>
-        <w:trPr>
-          <w:cantSplit/>
-        </w:trPr>
+        <w:trPr/>
         <w:tc>
           <w:tcPr>
             <w:tcW w:type="dxa" w:w="2880"/>
@@ -1391,9 +1373,7 @@
         </w:tc>
       </w:tr>
       <w:tr>
-        <w:trPr>
-          <w:cantSplit/>
-        </w:trPr>
+        <w:trPr/>
         <w:tc>
           <w:tcPr>
             <w:tcW w:type="dxa" w:w="2880"/>
@@ -1449,9 +1429,7 @@
         </w:tc>
       </w:tr>
       <w:tr>
-        <w:trPr>
-          <w:cantSplit/>
-        </w:trPr>
+        <w:trPr/>
         <w:tc>
           <w:tcPr>
             <w:tcW w:type="dxa" w:w="2880"/>
@@ -1514,9 +1492,7 @@
         </w:tc>
       </w:tr>
       <w:tr>
-        <w:trPr>
-          <w:cantSplit/>
-        </w:trPr>
+        <w:trPr/>
         <w:tc>
           <w:tcPr>
             <w:tcW w:type="dxa" w:w="2880"/>
@@ -1572,9 +1548,7 @@
         </w:tc>
       </w:tr>
       <w:tr>
-        <w:trPr>
-          <w:cantSplit/>
-        </w:trPr>
+        <w:trPr/>
         <w:tc>
           <w:tcPr>
             <w:tcW w:type="dxa" w:w="2880"/>
@@ -1628,9 +1602,7 @@
         </w:tc>
       </w:tr>
       <w:tr>
-        <w:trPr>
-          <w:cantSplit/>
-        </w:trPr>
+        <w:trPr/>
         <w:tc>
           <w:tcPr>
             <w:tcW w:type="dxa" w:w="2880"/>
@@ -1686,9 +1658,7 @@
         </w:tc>
       </w:tr>
       <w:tr>
-        <w:trPr>
-          <w:cantSplit/>
-        </w:trPr>
+        <w:trPr/>
         <w:tc>
           <w:tcPr>
             <w:tcW w:type="dxa" w:w="2880"/>
@@ -1742,9 +1712,7 @@
         </w:tc>
       </w:tr>
       <w:tr>
-        <w:trPr>
-          <w:cantSplit/>
-        </w:trPr>
+        <w:trPr/>
         <w:tc>
           <w:tcPr>
             <w:tcW w:type="dxa" w:w="2880"/>
@@ -1800,9 +1768,7 @@
         </w:tc>
       </w:tr>
       <w:tr>
-        <w:trPr>
-          <w:cantSplit/>
-        </w:trPr>
+        <w:trPr/>
         <w:tc>
           <w:tcPr>
             <w:tcW w:type="dxa" w:w="2880"/>
@@ -1856,9 +1822,7 @@
         </w:tc>
       </w:tr>
       <w:tr>
-        <w:trPr>
-          <w:cantSplit/>
-        </w:trPr>
+        <w:trPr/>
         <w:tc>
           <w:tcPr>
             <w:tcW w:type="dxa" w:w="2880"/>
@@ -1914,9 +1878,7 @@
         </w:tc>
       </w:tr>
       <w:tr>
-        <w:trPr>
-          <w:cantSplit/>
-        </w:trPr>
+        <w:trPr/>
         <w:tc>
           <w:tcPr>
             <w:tcW w:type="dxa" w:w="2880"/>
@@ -1970,9 +1932,7 @@
         </w:tc>
       </w:tr>
       <w:tr>
-        <w:trPr>
-          <w:cantSplit/>
-        </w:trPr>
+        <w:trPr/>
         <w:tc>
           <w:tcPr>
             <w:tcW w:type="dxa" w:w="2880"/>
@@ -2028,9 +1988,7 @@
         </w:tc>
       </w:tr>
       <w:tr>
-        <w:trPr>
-          <w:cantSplit/>
-        </w:trPr>
+        <w:trPr/>
         <w:tc>
           <w:tcPr>
             <w:tcW w:type="dxa" w:w="2880"/>
@@ -2084,9 +2042,7 @@
         </w:tc>
       </w:tr>
       <w:tr>
-        <w:trPr>
-          <w:cantSplit/>
-        </w:trPr>
+        <w:trPr/>
         <w:tc>
           <w:tcPr>
             <w:tcW w:type="dxa" w:w="2880"/>
@@ -2151,9 +2107,7 @@
         </w:tc>
       </w:tr>
       <w:tr>
-        <w:trPr>
-          <w:cantSplit/>
-        </w:trPr>
+        <w:trPr/>
         <w:tc>
           <w:tcPr>
             <w:tcW w:type="dxa" w:w="2880"/>
@@ -2207,9 +2161,7 @@
         </w:tc>
       </w:tr>
       <w:tr>
-        <w:trPr>
-          <w:cantSplit/>
-        </w:trPr>
+        <w:trPr/>
         <w:tc>
           <w:tcPr>
             <w:tcW w:type="dxa" w:w="2880"/>
@@ -2265,9 +2217,7 @@
         </w:tc>
       </w:tr>
       <w:tr>
-        <w:trPr>
-          <w:cantSplit/>
-        </w:trPr>
+        <w:trPr/>
         <w:tc>
           <w:tcPr>
             <w:tcW w:type="dxa" w:w="2880"/>
@@ -2461,9 +2411,7 @@
         </w:tc>
       </w:tr>
       <w:tr>
-        <w:trPr>
-          <w:cantSplit/>
-        </w:trPr>
+        <w:trPr/>
         <w:tc>
           <w:tcPr>
             <w:tcW w:type="dxa" w:w="2880"/>
@@ -2532,9 +2480,7 @@
         </w:tc>
       </w:tr>
       <w:tr>
-        <w:trPr>
-          <w:cantSplit/>
-        </w:trPr>
+        <w:trPr/>
         <w:tc>
           <w:tcPr>
             <w:tcW w:type="dxa" w:w="2880"/>
@@ -2605,9 +2551,7 @@
         </w:tc>
       </w:tr>
       <w:tr>
-        <w:trPr>
-          <w:cantSplit/>
-        </w:trPr>
+        <w:trPr/>
         <w:tc>
           <w:tcPr>
             <w:tcW w:type="dxa" w:w="2880"/>
@@ -2676,9 +2620,7 @@
         </w:tc>
       </w:tr>
       <w:tr>
-        <w:trPr>
-          <w:cantSplit/>
-        </w:trPr>
+        <w:trPr/>
         <w:tc>
           <w:tcPr>
             <w:tcW w:type="dxa" w:w="2880"/>
@@ -2745,9 +2687,7 @@
         </w:tc>
       </w:tr>
       <w:tr>
-        <w:trPr>
-          <w:cantSplit/>
-        </w:trPr>
+        <w:trPr/>
         <w:tc>
           <w:tcPr>
             <w:tcW w:type="dxa" w:w="2880"/>
@@ -2816,9 +2756,7 @@
         </w:tc>
       </w:tr>
       <w:tr>
-        <w:trPr>
-          <w:cantSplit/>
-        </w:trPr>
+        <w:trPr/>
         <w:tc>
           <w:tcPr>
             <w:tcW w:type="dxa" w:w="2880"/>
@@ -2889,9 +2827,7 @@
         </w:tc>
       </w:tr>
       <w:tr>
-        <w:trPr>
-          <w:cantSplit/>
-        </w:trPr>
+        <w:trPr/>
         <w:tc>
           <w:tcPr>
             <w:tcW w:type="dxa" w:w="2880"/>
@@ -2960,9 +2896,7 @@
         </w:tc>
       </w:tr>
       <w:tr>
-        <w:trPr>
-          <w:cantSplit/>
-        </w:trPr>
+        <w:trPr/>
         <w:tc>
           <w:tcPr>
             <w:tcW w:type="dxa" w:w="2880"/>
@@ -3033,9 +2967,7 @@
         </w:tc>
       </w:tr>
       <w:tr>
-        <w:trPr>
-          <w:cantSplit/>
-        </w:trPr>
+        <w:trPr/>
         <w:tc>
           <w:tcPr>
             <w:tcW w:type="dxa" w:w="2880"/>
@@ -3104,9 +3036,7 @@
         </w:tc>
       </w:tr>
       <w:tr>
-        <w:trPr>
-          <w:cantSplit/>
-        </w:trPr>
+        <w:trPr/>
         <w:tc>
           <w:tcPr>
             <w:tcW w:type="dxa" w:w="2880"/>
@@ -3177,9 +3107,7 @@
         </w:tc>
       </w:tr>
       <w:tr>
-        <w:trPr>
-          <w:cantSplit/>
-        </w:trPr>
+        <w:trPr/>
         <w:tc>
           <w:tcPr>
             <w:tcW w:type="dxa" w:w="2880"/>
@@ -3248,9 +3176,7 @@
         </w:tc>
       </w:tr>
       <w:tr>
-        <w:trPr>
-          <w:cantSplit/>
-        </w:trPr>
+        <w:trPr/>
         <w:tc>
           <w:tcPr>
             <w:tcW w:type="dxa" w:w="2880"/>
@@ -3321,9 +3247,7 @@
         </w:tc>
       </w:tr>
       <w:tr>
-        <w:trPr>
-          <w:cantSplit/>
-        </w:trPr>
+        <w:trPr/>
         <w:tc>
           <w:tcPr>
             <w:tcW w:type="dxa" w:w="2880"/>
@@ -3392,9 +3316,7 @@
         </w:tc>
       </w:tr>
       <w:tr>
-        <w:trPr>
-          <w:cantSplit/>
-        </w:trPr>
+        <w:trPr/>
         <w:tc>
           <w:tcPr>
             <w:tcW w:type="dxa" w:w="2880"/>
@@ -3573,9 +3495,7 @@
         </w:tc>
       </w:tr>
       <w:tr>
-        <w:trPr>
-          <w:cantSplit/>
-        </w:trPr>
+        <w:trPr/>
         <w:tc>
           <w:tcPr>
             <w:tcW w:type="dxa" w:w="2808"/>
@@ -3636,9 +3556,7 @@
         </w:tc>
       </w:tr>
       <w:tr>
-        <w:trPr>
-          <w:cantSplit/>
-        </w:trPr>
+        <w:trPr/>
         <w:tc>
           <w:tcPr>
             <w:tcW w:type="dxa" w:w="2808"/>
@@ -3701,9 +3619,7 @@
         </w:tc>
       </w:tr>
       <w:tr>
-        <w:trPr>
-          <w:cantSplit/>
-        </w:trPr>
+        <w:trPr/>
         <w:tc>
           <w:tcPr>
             <w:tcW w:type="dxa" w:w="2808"/>
@@ -3764,9 +3680,7 @@
         </w:tc>
       </w:tr>
       <w:tr>
-        <w:trPr>
-          <w:cantSplit/>
-        </w:trPr>
+        <w:trPr/>
         <w:tc>
           <w:tcPr>
             <w:tcW w:type="dxa" w:w="2808"/>
@@ -3829,9 +3743,7 @@
         </w:tc>
       </w:tr>
       <w:tr>
-        <w:trPr>
-          <w:cantSplit/>
-        </w:trPr>
+        <w:trPr/>
         <w:tc>
           <w:tcPr>
             <w:tcW w:type="dxa" w:w="2808"/>
